--- a/lessons/2-1/downloads/reveal/teacher/2.1-homework-packet.docx
+++ b/lessons/2-1/downloads/reveal/teacher/2.1-homework-packet.docx
@@ -15,10 +15,28 @@
         <w:rPr>
           <w:rFonts w:ascii="Avenir Next" w:hAnsi="Avenir Next" w:cs="Avenir Next" w:eastAsia="Avenir Next"/>
           <w:color w:val="1A1A1A"/>
+          <w:sz w:val="22"/>
+          <w:szCs w:val="20"/>
+        </w:rPr>
+        <w:t xml:space="preserve">Name</w:t>
+      </w:r>
+      <w:r>
+        <w:rPr>
+          <w:rFonts w:ascii="Avenir Next" w:hAnsi="Avenir Next" w:cs="Avenir Next" w:eastAsia="Avenir Next"/>
+          <w:color w:val="1A1A1A"/>
           <w:sz w:val="20"/>
           <w:szCs w:val="20"/>
         </w:rPr>
-        <w:t xml:space="preserve">Name</w:t>
+        <w:tab/>
+      </w:r>
+      <w:r>
+        <w:rPr>
+          <w:rFonts w:ascii="Avenir Next" w:hAnsi="Avenir Next" w:cs="Avenir Next" w:eastAsia="Avenir Next"/>
+          <w:color w:val="1A1A1A"/>
+          <w:sz w:val="22"/>
+          <w:szCs w:val="20"/>
+        </w:rPr>
+        <w:t xml:space="preserve">   Date</w:t>
       </w:r>
       <w:r>
         <w:rPr>
@@ -33,25 +51,7 @@
         <w:rPr>
           <w:rFonts w:ascii="Avenir Next" w:hAnsi="Avenir Next" w:cs="Avenir Next" w:eastAsia="Avenir Next"/>
           <w:color w:val="1A1A1A"/>
-          <w:sz w:val="20"/>
-          <w:szCs w:val="20"/>
-        </w:rPr>
-        <w:t xml:space="preserve">   Date</w:t>
-      </w:r>
-      <w:r>
-        <w:rPr>
-          <w:rFonts w:ascii="Avenir Next" w:hAnsi="Avenir Next" w:cs="Avenir Next" w:eastAsia="Avenir Next"/>
-          <w:color w:val="1A1A1A"/>
-          <w:sz w:val="20"/>
-          <w:szCs w:val="20"/>
-        </w:rPr>
-        <w:tab/>
-      </w:r>
-      <w:r>
-        <w:rPr>
-          <w:rFonts w:ascii="Avenir Next" w:hAnsi="Avenir Next" w:cs="Avenir Next" w:eastAsia="Avenir Next"/>
-          <w:color w:val="1A1A1A"/>
-          <w:sz w:val="20"/>
+          <w:sz w:val="22"/>
           <w:szCs w:val="20"/>
         </w:rPr>
         <w:t xml:space="preserve">   Period</w:t>
@@ -78,7 +78,7 @@
           <w:caps/>
           <w:color w:val="003A70"/>
           <w:spacing w:val="12"/>
-          <w:sz w:val="19"/>
+          <w:sz w:val="22"/>
           <w:szCs w:val="19"/>
         </w:rPr>
         <w:t xml:space="preserve">Lesson 2-1  ·  Homework Packet  ·  Sheet 1 of 2</w:t>
@@ -86,6 +86,7 @@
     </w:p>
     <w:p>
       <w:pPr>
+        <w:pStyle w:val="Heading1"/>
         <w:keepNext/>
         <w:spacing w:before="0" w:after="0" w:line="240" w:lineRule="auto"/>
       </w:pPr>
@@ -111,7 +112,7 @@
         <w:rPr>
           <w:rFonts w:ascii="Avenir Next" w:hAnsi="Avenir Next" w:cs="Avenir Next" w:eastAsia="Avenir Next"/>
           <w:color w:val="5A5F66"/>
-          <w:sz w:val="17"/>
+          <w:sz w:val="22"/>
           <w:szCs w:val="17"/>
         </w:rPr>
         <w:t xml:space="preserve">Maryland Standard 6.SP.A.1   ·   Learning target — I can tell whether a question is statistical by deciding if the answers will vary.</w:t>
@@ -158,6 +159,7 @@
           </w:tcPr>
           <w:p>
             <w:pPr>
+              <w:pStyle w:val="Heading2"/>
               <w:spacing w:before="0" w:after="0" w:line="240" w:lineRule="auto"/>
             </w:pPr>
             <w:r>
@@ -185,82 +187,82 @@
                 <w:rFonts w:ascii="Avenir Next" w:hAnsi="Avenir Next" w:cs="Avenir Next" w:eastAsia="Avenir Next"/>
                 <w:b/>
                 <w:color w:val="003A70"/>
+                <w:sz w:val="22"/>
+                <w:szCs w:val="18"/>
+              </w:rPr>
+              <w:t xml:space="preserve">•</w:t>
+            </w:r>
+            <w:r>
+              <w:rPr>
+                <w:rFonts w:ascii="Avenir Next" w:hAnsi="Avenir Next" w:cs="Avenir Next" w:eastAsia="Avenir Next"/>
+                <w:color w:val="1A1A1A"/>
                 <w:sz w:val="18"/>
                 <w:szCs w:val="18"/>
               </w:rPr>
-              <w:t xml:space="preserve">•</w:t>
-            </w:r>
-            <w:r>
-              <w:rPr>
-                <w:rFonts w:ascii="Avenir Next" w:hAnsi="Avenir Next" w:cs="Avenir Next" w:eastAsia="Avenir Next"/>
-                <w:color w:val="1A1A1A"/>
-                <w:sz w:val="18"/>
+              <w:tab/>
+            </w:r>
+            <w:r>
+              <w:rPr>
+                <w:rFonts w:ascii="Avenir Next" w:hAnsi="Avenir Next" w:cs="Avenir Next" w:eastAsia="Avenir Next"/>
+                <w:color w:val="1A1A1A"/>
+                <w:sz w:val="22"/>
                 <w:szCs w:val="18"/>
               </w:rPr>
-              <w:tab/>
-            </w:r>
-            <w:r>
-              <w:rPr>
-                <w:rFonts w:ascii="Avenir Next" w:hAnsi="Avenir Next" w:cs="Avenir Next" w:eastAsia="Avenir Next"/>
-                <w:color w:val="1A1A1A"/>
-                <w:sz w:val="18"/>
+              <w:t xml:space="preserve">A </w:t>
+            </w:r>
+            <w:r>
+              <w:rPr>
+                <w:rFonts w:ascii="Avenir Next" w:hAnsi="Avenir Next" w:cs="Avenir Next" w:eastAsia="Avenir Next"/>
+                <w:b/>
+                <w:color w:val="1A1A1A"/>
+                <w:sz w:val="22"/>
                 <w:szCs w:val="18"/>
               </w:rPr>
-              <w:t xml:space="preserve">A </w:t>
-            </w:r>
-            <w:r>
-              <w:rPr>
-                <w:rFonts w:ascii="Avenir Next" w:hAnsi="Avenir Next" w:cs="Avenir Next" w:eastAsia="Avenir Next"/>
-                <w:b/>
-                <w:color w:val="1A1A1A"/>
-                <w:sz w:val="18"/>
+              <w:t xml:space="preserve">statistical question</w:t>
+            </w:r>
+            <w:r>
+              <w:rPr>
+                <w:rFonts w:ascii="Avenir Next" w:hAnsi="Avenir Next" w:cs="Avenir Next" w:eastAsia="Avenir Next"/>
+                <w:color w:val="1A1A1A"/>
+                <w:sz w:val="22"/>
                 <w:szCs w:val="18"/>
               </w:rPr>
-              <w:t xml:space="preserve">statistical question</w:t>
-            </w:r>
-            <w:r>
-              <w:rPr>
-                <w:rFonts w:ascii="Avenir Next" w:hAnsi="Avenir Next" w:cs="Avenir Next" w:eastAsia="Avenir Next"/>
-                <w:color w:val="1A1A1A"/>
-                <w:sz w:val="18"/>
+              <w:t xml:space="preserve"> expects answers that </w:t>
+            </w:r>
+            <w:r>
+              <w:rPr>
+                <w:rFonts w:ascii="Avenir Next" w:hAnsi="Avenir Next" w:cs="Avenir Next" w:eastAsia="Avenir Next"/>
+                <w:b/>
+                <w:color w:val="1A1A1A"/>
+                <w:sz w:val="22"/>
                 <w:szCs w:val="18"/>
               </w:rPr>
-              <w:t xml:space="preserve"> expects answers that </w:t>
-            </w:r>
-            <w:r>
-              <w:rPr>
-                <w:rFonts w:ascii="Avenir Next" w:hAnsi="Avenir Next" w:cs="Avenir Next" w:eastAsia="Avenir Next"/>
-                <w:b/>
-                <w:color w:val="1A1A1A"/>
-                <w:sz w:val="18"/>
+              <w:t xml:space="preserve">vary</w:t>
+            </w:r>
+            <w:r>
+              <w:rPr>
+                <w:rFonts w:ascii="Avenir Next" w:hAnsi="Avenir Next" w:cs="Avenir Next" w:eastAsia="Avenir Next"/>
+                <w:color w:val="1A1A1A"/>
+                <w:sz w:val="22"/>
                 <w:szCs w:val="18"/>
               </w:rPr>
-              <w:t xml:space="preserve">vary</w:t>
-            </w:r>
-            <w:r>
-              <w:rPr>
-                <w:rFonts w:ascii="Avenir Next" w:hAnsi="Avenir Next" w:cs="Avenir Next" w:eastAsia="Avenir Next"/>
-                <w:color w:val="1A1A1A"/>
-                <w:sz w:val="18"/>
+              <w:t xml:space="preserve">. You collect </w:t>
+            </w:r>
+            <w:r>
+              <w:rPr>
+                <w:rFonts w:ascii="Avenir Next" w:hAnsi="Avenir Next" w:cs="Avenir Next" w:eastAsia="Avenir Next"/>
+                <w:b/>
+                <w:color w:val="1A1A1A"/>
+                <w:sz w:val="22"/>
                 <w:szCs w:val="18"/>
               </w:rPr>
-              <w:t xml:space="preserve">. You collect </w:t>
-            </w:r>
-            <w:r>
-              <w:rPr>
-                <w:rFonts w:ascii="Avenir Next" w:hAnsi="Avenir Next" w:cs="Avenir Next" w:eastAsia="Avenir Next"/>
-                <w:b/>
-                <w:color w:val="1A1A1A"/>
-                <w:sz w:val="18"/>
-                <w:szCs w:val="18"/>
-              </w:rPr>
               <w:t xml:space="preserve">data</w:t>
             </w:r>
             <w:r>
               <w:rPr>
                 <w:rFonts w:ascii="Avenir Next" w:hAnsi="Avenir Next" w:cs="Avenir Next" w:eastAsia="Avenir Next"/>
                 <w:color w:val="1A1A1A"/>
-                <w:sz w:val="18"/>
+                <w:sz w:val="22"/>
                 <w:szCs w:val="18"/>
               </w:rPr>
               <w:t xml:space="preserve"> to answer it.</w:t>
@@ -279,44 +281,44 @@
                 <w:rFonts w:ascii="Avenir Next" w:hAnsi="Avenir Next" w:cs="Avenir Next" w:eastAsia="Avenir Next"/>
                 <w:b/>
                 <w:color w:val="003A70"/>
+                <w:sz w:val="22"/>
+                <w:szCs w:val="18"/>
+              </w:rPr>
+              <w:t xml:space="preserve">•</w:t>
+            </w:r>
+            <w:r>
+              <w:rPr>
+                <w:rFonts w:ascii="Avenir Next" w:hAnsi="Avenir Next" w:cs="Avenir Next" w:eastAsia="Avenir Next"/>
+                <w:color w:val="1A1A1A"/>
                 <w:sz w:val="18"/>
                 <w:szCs w:val="18"/>
               </w:rPr>
-              <w:t xml:space="preserve">•</w:t>
-            </w:r>
-            <w:r>
-              <w:rPr>
-                <w:rFonts w:ascii="Avenir Next" w:hAnsi="Avenir Next" w:cs="Avenir Next" w:eastAsia="Avenir Next"/>
-                <w:color w:val="1A1A1A"/>
-                <w:sz w:val="18"/>
+              <w:tab/>
+            </w:r>
+            <w:r>
+              <w:rPr>
+                <w:rFonts w:ascii="Avenir Next" w:hAnsi="Avenir Next" w:cs="Avenir Next" w:eastAsia="Avenir Next"/>
+                <w:color w:val="1A1A1A"/>
+                <w:sz w:val="22"/>
                 <w:szCs w:val="18"/>
               </w:rPr>
-              <w:tab/>
-            </w:r>
-            <w:r>
-              <w:rPr>
-                <w:rFonts w:ascii="Avenir Next" w:hAnsi="Avenir Next" w:cs="Avenir Next" w:eastAsia="Avenir Next"/>
-                <w:color w:val="1A1A1A"/>
-                <w:sz w:val="18"/>
+              <w:t xml:space="preserve">A </w:t>
+            </w:r>
+            <w:r>
+              <w:rPr>
+                <w:rFonts w:ascii="Avenir Next" w:hAnsi="Avenir Next" w:cs="Avenir Next" w:eastAsia="Avenir Next"/>
+                <w:b/>
+                <w:color w:val="1A1A1A"/>
+                <w:sz w:val="22"/>
                 <w:szCs w:val="18"/>
               </w:rPr>
-              <w:t xml:space="preserve">A </w:t>
-            </w:r>
-            <w:r>
-              <w:rPr>
-                <w:rFonts w:ascii="Avenir Next" w:hAnsi="Avenir Next" w:cs="Avenir Next" w:eastAsia="Avenir Next"/>
-                <w:b/>
-                <w:color w:val="1A1A1A"/>
-                <w:sz w:val="18"/>
-                <w:szCs w:val="18"/>
-              </w:rPr>
               <w:t xml:space="preserve">non-statistical question</w:t>
             </w:r>
             <w:r>
               <w:rPr>
                 <w:rFonts w:ascii="Avenir Next" w:hAnsi="Avenir Next" w:cs="Avenir Next" w:eastAsia="Avenir Next"/>
                 <w:color w:val="1A1A1A"/>
-                <w:sz w:val="18"/>
+                <w:sz w:val="22"/>
                 <w:szCs w:val="18"/>
               </w:rPr>
               <w:t xml:space="preserve"> has one fixed answer, like a fact you can look up.</w:t>
@@ -335,25 +337,25 @@
                 <w:rFonts w:ascii="Avenir Next" w:hAnsi="Avenir Next" w:cs="Avenir Next" w:eastAsia="Avenir Next"/>
                 <w:b/>
                 <w:color w:val="003A70"/>
+                <w:sz w:val="22"/>
+                <w:szCs w:val="18"/>
+              </w:rPr>
+              <w:t xml:space="preserve">•</w:t>
+            </w:r>
+            <w:r>
+              <w:rPr>
+                <w:rFonts w:ascii="Avenir Next" w:hAnsi="Avenir Next" w:cs="Avenir Next" w:eastAsia="Avenir Next"/>
+                <w:color w:val="1A1A1A"/>
                 <w:sz w:val="18"/>
                 <w:szCs w:val="18"/>
               </w:rPr>
-              <w:t xml:space="preserve">•</w:t>
-            </w:r>
-            <w:r>
-              <w:rPr>
-                <w:rFonts w:ascii="Avenir Next" w:hAnsi="Avenir Next" w:cs="Avenir Next" w:eastAsia="Avenir Next"/>
-                <w:color w:val="1A1A1A"/>
-                <w:sz w:val="18"/>
-                <w:szCs w:val="18"/>
-              </w:rPr>
               <w:tab/>
             </w:r>
             <w:r>
               <w:rPr>
                 <w:rFonts w:ascii="Avenir Next" w:hAnsi="Avenir Next" w:cs="Avenir Next" w:eastAsia="Avenir Next"/>
                 <w:color w:val="1A1A1A"/>
-                <w:sz w:val="18"/>
+                <w:sz w:val="22"/>
                 <w:szCs w:val="18"/>
               </w:rPr>
               <w:t xml:space="preserve">A number answer alone does not make a question statistical. Ask: “Will the answers be different?”</w:t>
@@ -368,6 +370,7 @@
           </w:tcPr>
           <w:p>
             <w:pPr>
+              <w:pStyle w:val="Heading2"/>
               <w:spacing w:before="0" w:after="0" w:line="240" w:lineRule="auto"/>
             </w:pPr>
             <w:r>
@@ -390,7 +393,7 @@
               <w:rPr>
                 <w:rFonts w:ascii="Avenir Next" w:hAnsi="Avenir Next" w:cs="Avenir Next" w:eastAsia="Avenir Next"/>
                 <w:color w:val="1A1A1A"/>
-                <w:sz w:val="17"/>
+                <w:sz w:val="22"/>
                 <w:szCs w:val="17"/>
               </w:rPr>
               <w:t xml:space="preserve">Is “How many minutes does each student in Room 12 ride the bus?” statistical?</w:t>
@@ -409,25 +412,25 @@
                 <w:rFonts w:ascii="Avenir Next" w:hAnsi="Avenir Next" w:cs="Avenir Next" w:eastAsia="Avenir Next"/>
                 <w:b/>
                 <w:color w:val="003A70"/>
+                <w:sz w:val="22"/>
+                <w:szCs w:val="17"/>
+              </w:rPr>
+              <w:t xml:space="preserve">Step 1</w:t>
+            </w:r>
+            <w:r>
+              <w:rPr>
+                <w:rFonts w:ascii="Avenir Next" w:hAnsi="Avenir Next" w:cs="Avenir Next" w:eastAsia="Avenir Next"/>
+                <w:color w:val="1A1A1A"/>
                 <w:sz w:val="17"/>
                 <w:szCs w:val="17"/>
               </w:rPr>
-              <w:t xml:space="preserve">Step 1</w:t>
-            </w:r>
-            <w:r>
-              <w:rPr>
-                <w:rFonts w:ascii="Avenir Next" w:hAnsi="Avenir Next" w:cs="Avenir Next" w:eastAsia="Avenir Next"/>
-                <w:color w:val="1A1A1A"/>
-                <w:sz w:val="17"/>
-                <w:szCs w:val="17"/>
-              </w:rPr>
               <w:tab/>
             </w:r>
             <w:r>
               <w:rPr>
                 <w:rFonts w:ascii="Avenir Next" w:hAnsi="Avenir Next" w:cs="Avenir Next" w:eastAsia="Avenir Next"/>
                 <w:color w:val="1A1A1A"/>
-                <w:sz w:val="17"/>
+                <w:sz w:val="22"/>
                 <w:szCs w:val="17"/>
               </w:rPr>
               <w:t xml:space="preserve">Who answers? Every student in Room 12.</w:t>
@@ -446,25 +449,25 @@
                 <w:rFonts w:ascii="Avenir Next" w:hAnsi="Avenir Next" w:cs="Avenir Next" w:eastAsia="Avenir Next"/>
                 <w:b/>
                 <w:color w:val="003A70"/>
+                <w:sz w:val="22"/>
+                <w:szCs w:val="17"/>
+              </w:rPr>
+              <w:t xml:space="preserve">Step 2</w:t>
+            </w:r>
+            <w:r>
+              <w:rPr>
+                <w:rFonts w:ascii="Avenir Next" w:hAnsi="Avenir Next" w:cs="Avenir Next" w:eastAsia="Avenir Next"/>
+                <w:color w:val="1A1A1A"/>
                 <w:sz w:val="17"/>
                 <w:szCs w:val="17"/>
               </w:rPr>
-              <w:t xml:space="preserve">Step 2</w:t>
-            </w:r>
-            <w:r>
-              <w:rPr>
-                <w:rFonts w:ascii="Avenir Next" w:hAnsi="Avenir Next" w:cs="Avenir Next" w:eastAsia="Avenir Next"/>
-                <w:color w:val="1A1A1A"/>
-                <w:sz w:val="17"/>
-                <w:szCs w:val="17"/>
-              </w:rPr>
               <w:tab/>
             </w:r>
             <w:r>
               <w:rPr>
                 <w:rFonts w:ascii="Avenir Next" w:hAnsi="Avenir Next" w:cs="Avenir Next" w:eastAsia="Avenir Next"/>
                 <w:color w:val="1A1A1A"/>
-                <w:sz w:val="17"/>
+                <w:sz w:val="22"/>
                 <w:szCs w:val="17"/>
               </w:rPr>
               <w:t xml:space="preserve">Will the answers differ? Yes: 5 min, 12 min, 25 min …</w:t>
@@ -483,25 +486,25 @@
                 <w:rFonts w:ascii="Avenir Next" w:hAnsi="Avenir Next" w:cs="Avenir Next" w:eastAsia="Avenir Next"/>
                 <w:b/>
                 <w:color w:val="003A70"/>
+                <w:sz w:val="22"/>
+                <w:szCs w:val="17"/>
+              </w:rPr>
+              <w:t xml:space="preserve">Step 3</w:t>
+            </w:r>
+            <w:r>
+              <w:rPr>
+                <w:rFonts w:ascii="Avenir Next" w:hAnsi="Avenir Next" w:cs="Avenir Next" w:eastAsia="Avenir Next"/>
+                <w:color w:val="1A1A1A"/>
                 <w:sz w:val="17"/>
                 <w:szCs w:val="17"/>
               </w:rPr>
-              <w:t xml:space="preserve">Step 3</w:t>
-            </w:r>
-            <w:r>
-              <w:rPr>
-                <w:rFonts w:ascii="Avenir Next" w:hAnsi="Avenir Next" w:cs="Avenir Next" w:eastAsia="Avenir Next"/>
-                <w:color w:val="1A1A1A"/>
-                <w:sz w:val="17"/>
-                <w:szCs w:val="17"/>
-              </w:rPr>
               <w:tab/>
             </w:r>
             <w:r>
               <w:rPr>
                 <w:rFonts w:ascii="Avenir Next" w:hAnsi="Avenir Next" w:cs="Avenir Next" w:eastAsia="Avenir Next"/>
                 <w:color w:val="1A1A1A"/>
-                <w:sz w:val="17"/>
+                <w:sz w:val="22"/>
                 <w:szCs w:val="17"/>
               </w:rPr>
               <w:t xml:space="preserve">The answers vary, so you need data.</w:t>
@@ -520,18 +523,18 @@
                 <w:rFonts w:ascii="Avenir Next" w:hAnsi="Avenir Next" w:cs="Avenir Next" w:eastAsia="Avenir Next"/>
                 <w:b/>
                 <w:color w:val="1A1A1A"/>
+                <w:sz w:val="22"/>
+                <w:szCs w:val="17"/>
+              </w:rPr>
+              <w:t xml:space="preserve">Answer</w:t>
+            </w:r>
+            <w:r>
+              <w:rPr>
+                <w:rFonts w:ascii="Avenir Next" w:hAnsi="Avenir Next" w:cs="Avenir Next" w:eastAsia="Avenir Next"/>
+                <w:color w:val="1A1A1A"/>
                 <w:sz w:val="17"/>
                 <w:szCs w:val="17"/>
               </w:rPr>
-              <w:t xml:space="preserve">Answer</w:t>
-            </w:r>
-            <w:r>
-              <w:rPr>
-                <w:rFonts w:ascii="Avenir Next" w:hAnsi="Avenir Next" w:cs="Avenir Next" w:eastAsia="Avenir Next"/>
-                <w:color w:val="1A1A1A"/>
-                <w:sz w:val="17"/>
-                <w:szCs w:val="17"/>
-              </w:rPr>
               <w:tab/>
             </w:r>
             <w:r>
@@ -539,7 +542,7 @@
                 <w:rFonts w:ascii="Avenir Next" w:hAnsi="Avenir Next" w:cs="Avenir Next" w:eastAsia="Avenir Next"/>
                 <w:b/>
                 <w:color w:val="1A1A1A"/>
-                <w:sz w:val="17"/>
+                <w:sz w:val="22"/>
                 <w:szCs w:val="17"/>
               </w:rPr>
               <w:t xml:space="preserve">Statistical</w:t>
@@ -550,6 +553,7 @@
     </w:tbl>
     <w:p>
       <w:pPr>
+        <w:pStyle w:val="Heading2"/>
         <w:keepNext/>
         <w:pBdr>
           <w:bottom w:val="single" w:sz="8" w:space="3" w:color="003A70"/>
@@ -565,7 +569,7 @@
           <w:b/>
           <w:color w:val="003A70"/>
           <w:spacing w:val="14"/>
-          <w:sz w:val="19"/>
+          <w:sz w:val="22"/>
           <w:szCs w:val="19"/>
         </w:rPr>
         <w:t xml:space="preserve">PRACTICE</w:t>
@@ -584,7 +588,7 @@
           <w:rFonts w:ascii="Avenir Next" w:hAnsi="Avenir Next" w:cs="Avenir Next" w:eastAsia="Avenir Next"/>
           <w:i/>
           <w:color w:val="5A5F66"/>
-          <w:sz w:val="17"/>
+          <w:sz w:val="22"/>
           <w:szCs w:val="17"/>
         </w:rPr>
         <w:t xml:space="preserve">show your work · label units</w:t>
@@ -604,25 +608,25 @@
           <w:rFonts w:ascii="Avenir Next" w:hAnsi="Avenir Next" w:cs="Avenir Next" w:eastAsia="Avenir Next"/>
           <w:b/>
           <w:color w:val="1A1A1A"/>
+          <w:sz w:val="22"/>
+          <w:szCs w:val="20"/>
+        </w:rPr>
+        <w:t xml:space="preserve">1.</w:t>
+      </w:r>
+      <w:r>
+        <w:rPr>
+          <w:rFonts w:ascii="Avenir Next" w:hAnsi="Avenir Next" w:cs="Avenir Next" w:eastAsia="Avenir Next"/>
+          <w:color w:val="1A1A1A"/>
           <w:sz w:val="20"/>
           <w:szCs w:val="20"/>
         </w:rPr>
-        <w:t xml:space="preserve">1.</w:t>
-      </w:r>
-      <w:r>
-        <w:rPr>
-          <w:rFonts w:ascii="Avenir Next" w:hAnsi="Avenir Next" w:cs="Avenir Next" w:eastAsia="Avenir Next"/>
-          <w:color w:val="1A1A1A"/>
-          <w:sz w:val="20"/>
-          <w:szCs w:val="20"/>
-        </w:rPr>
         <w:tab/>
       </w:r>
       <w:r>
         <w:rPr>
           <w:rFonts w:ascii="Avenir Next" w:hAnsi="Avenir Next" w:cs="Avenir Next" w:eastAsia="Avenir Next"/>
           <w:color w:val="1A1A1A"/>
-          <w:sz w:val="20"/>
+          <w:sz w:val="22"/>
           <w:szCs w:val="20"/>
         </w:rPr>
         <w:t xml:space="preserve">Write </w:t>
@@ -632,7 +636,7 @@
           <w:rFonts w:ascii="Avenir Next" w:hAnsi="Avenir Next" w:cs="Avenir Next" w:eastAsia="Avenir Next"/>
           <w:b/>
           <w:color w:val="1A1A1A"/>
-          <w:sz w:val="20"/>
+          <w:sz w:val="22"/>
           <w:szCs w:val="20"/>
         </w:rPr>
         <w:t xml:space="preserve">S</w:t>
@@ -641,7 +645,7 @@
         <w:rPr>
           <w:rFonts w:ascii="Avenir Next" w:hAnsi="Avenir Next" w:cs="Avenir Next" w:eastAsia="Avenir Next"/>
           <w:color w:val="1A1A1A"/>
-          <w:sz w:val="20"/>
+          <w:sz w:val="22"/>
           <w:szCs w:val="20"/>
         </w:rPr>
         <w:t xml:space="preserve"> if the question is statistical or </w:t>
@@ -651,7 +655,7 @@
           <w:rFonts w:ascii="Avenir Next" w:hAnsi="Avenir Next" w:cs="Avenir Next" w:eastAsia="Avenir Next"/>
           <w:b/>
           <w:color w:val="1A1A1A"/>
-          <w:sz w:val="20"/>
+          <w:sz w:val="22"/>
           <w:szCs w:val="20"/>
         </w:rPr>
         <w:t xml:space="preserve">N</w:t>
@@ -660,7 +664,7 @@
         <w:rPr>
           <w:rFonts w:ascii="Avenir Next" w:hAnsi="Avenir Next" w:cs="Avenir Next" w:eastAsia="Avenir Next"/>
           <w:color w:val="1A1A1A"/>
-          <w:sz w:val="20"/>
+          <w:sz w:val="22"/>
           <w:szCs w:val="20"/>
         </w:rPr>
         <w:t xml:space="preserve"> if it is non-statistical.</w:t>
@@ -713,7 +717,7 @@
                 <w:rFonts w:ascii="Avenir Next" w:hAnsi="Avenir Next" w:cs="Avenir Next" w:eastAsia="Avenir Next"/>
                 <w:b/>
                 <w:color w:val="1A1A1A"/>
-                <w:sz w:val="19"/>
+                <w:sz w:val="22"/>
                 <w:szCs w:val="19"/>
               </w:rPr>
               <w:t xml:space="preserve">Question</w:t>
@@ -736,7 +740,7 @@
                 <w:rFonts w:ascii="Avenir Next" w:hAnsi="Avenir Next" w:cs="Avenir Next" w:eastAsia="Avenir Next"/>
                 <w:b/>
                 <w:color w:val="1A1A1A"/>
-                <w:sz w:val="19"/>
+                <w:sz w:val="22"/>
                 <w:szCs w:val="19"/>
               </w:rPr>
               <w:t xml:space="preserve">S or N</w:t>
@@ -765,7 +769,7 @@
                 <w:rFonts w:ascii="Avenir Next" w:hAnsi="Avenir Next" w:cs="Avenir Next" w:eastAsia="Avenir Next"/>
                 <w:b/>
                 <w:color w:val="1A1A1A"/>
-                <w:sz w:val="19"/>
+                <w:sz w:val="22"/>
                 <w:szCs w:val="19"/>
               </w:rPr>
               <w:t xml:space="preserve">How many feet are in one yard?</w:t>
@@ -805,7 +809,7 @@
                 <w:rFonts w:ascii="Avenir Next" w:hAnsi="Avenir Next" w:cs="Avenir Next" w:eastAsia="Avenir Next"/>
                 <w:b/>
                 <w:color w:val="1A1A1A"/>
-                <w:sz w:val="19"/>
+                <w:sz w:val="22"/>
                 <w:szCs w:val="19"/>
               </w:rPr>
               <w:t xml:space="preserve">How many hours did each sixth grader sleep last night?</w:t>
@@ -845,7 +849,7 @@
                 <w:rFonts w:ascii="Avenir Next" w:hAnsi="Avenir Next" w:cs="Avenir Next" w:eastAsia="Avenir Next"/>
                 <w:b/>
                 <w:color w:val="1A1A1A"/>
-                <w:sz w:val="19"/>
+                <w:sz w:val="22"/>
                 <w:szCs w:val="19"/>
               </w:rPr>
               <w:t xml:space="preserve">What is the price of a bus ticket in Baltimore today?</w:t>
@@ -885,7 +889,7 @@
                 <w:rFonts w:ascii="Avenir Next" w:hAnsi="Avenir Next" w:cs="Avenir Next" w:eastAsia="Avenir Next"/>
                 <w:b/>
                 <w:color w:val="1A1A1A"/>
-                <w:sz w:val="19"/>
+                <w:sz w:val="22"/>
                 <w:szCs w:val="19"/>
               </w:rPr>
               <w:t xml:space="preserve">How many glasses of water does each person in my family drink a day?</w:t>
@@ -924,18 +928,18 @@
           <w:rFonts w:ascii="Avenir Next" w:hAnsi="Avenir Next" w:cs="Avenir Next" w:eastAsia="Avenir Next"/>
           <w:b/>
           <w:color w:val="1A1A1A"/>
+          <w:sz w:val="22"/>
+          <w:szCs w:val="20"/>
+        </w:rPr>
+        <w:t xml:space="preserve">2.</w:t>
+      </w:r>
+      <w:r>
+        <w:rPr>
+          <w:rFonts w:ascii="Avenir Next" w:hAnsi="Avenir Next" w:cs="Avenir Next" w:eastAsia="Avenir Next"/>
+          <w:color w:val="1A1A1A"/>
           <w:sz w:val="20"/>
           <w:szCs w:val="20"/>
         </w:rPr>
-        <w:t xml:space="preserve">2.</w:t>
-      </w:r>
-      <w:r>
-        <w:rPr>
-          <w:rFonts w:ascii="Avenir Next" w:hAnsi="Avenir Next" w:cs="Avenir Next" w:eastAsia="Avenir Next"/>
-          <w:color w:val="1A1A1A"/>
-          <w:sz w:val="20"/>
-          <w:szCs w:val="20"/>
-        </w:rPr>
         <w:tab/>
       </w:r>
       <w:r>
@@ -943,7 +947,7 @@
           <w:rFonts w:ascii="Avenir Next" w:hAnsi="Avenir Next" w:cs="Avenir Next" w:eastAsia="Avenir Next"/>
           <w:b/>
           <w:color w:val="1A1A1A"/>
-          <w:sz w:val="20"/>
+          <w:sz w:val="22"/>
           <w:szCs w:val="20"/>
         </w:rPr>
         <w:t xml:space="preserve">Name Lengths.  </w:t>
@@ -952,7 +956,7 @@
         <w:rPr>
           <w:rFonts w:ascii="Avenir Next" w:hAnsi="Avenir Next" w:cs="Avenir Next" w:eastAsia="Avenir Next"/>
           <w:color w:val="1A1A1A"/>
-          <w:sz w:val="20"/>
+          <w:sz w:val="22"/>
           <w:szCs w:val="20"/>
         </w:rPr>
         <w:t xml:space="preserve">Ms. Adeyemi asks each student, “How many letters are in your first name?” Five students answer 5, 4, 7, 5, and 6. Is her question statistical? Use the answers to explain.</w:t>
@@ -1020,46 +1024,46 @@
               <w:rPr>
                 <w:rFonts w:ascii="Avenir Next" w:hAnsi="Avenir Next" w:cs="Avenir Next" w:eastAsia="Avenir Next"/>
                 <w:color w:val="1A1A1A"/>
+                <w:sz w:val="22"/>
+                <w:szCs w:val="19"/>
+              </w:rPr>
+              <w:t xml:space="preserve">Statistical</w:t>
+            </w:r>
+          </w:p>
+        </w:tc>
+        <w:tc>
+          <w:tcPr>
+            <w:tcW w:w="4536" w:type="dxa"/>
+            <w:vAlign w:val="top"/>
+          </w:tcPr>
+          <w:p>
+            <w:pPr>
+              <w:spacing w:before="0" w:after="0" w:line="240" w:lineRule="auto"/>
+              <w:ind w:left="0"/>
+            </w:pPr>
+            <w:r>
+              <w:rPr>
+                <w:rFonts w:ascii="Arial" w:hAnsi="Arial" w:cs="Arial" w:eastAsia="Arial"/>
+                <w:color w:val="1A1A1A"/>
+                <w:sz w:val="26"/>
+                <w:szCs w:val="26"/>
+              </w:rPr>
+              <w:t xml:space="preserve">□</w:t>
+            </w:r>
+            <w:r>
+              <w:rPr>
+                <w:rFonts w:ascii="Avenir Next" w:hAnsi="Avenir Next" w:cs="Avenir Next" w:eastAsia="Avenir Next"/>
+                <w:color w:val="1A1A1A"/>
                 <w:sz w:val="19"/>
                 <w:szCs w:val="19"/>
               </w:rPr>
-              <w:t xml:space="preserve">Statistical</w:t>
-            </w:r>
-          </w:p>
-        </w:tc>
-        <w:tc>
-          <w:tcPr>
-            <w:tcW w:w="4536" w:type="dxa"/>
-            <w:vAlign w:val="top"/>
-          </w:tcPr>
-          <w:p>
-            <w:pPr>
-              <w:spacing w:before="0" w:after="0" w:line="240" w:lineRule="auto"/>
-              <w:ind w:left="0"/>
-            </w:pPr>
-            <w:r>
-              <w:rPr>
-                <w:rFonts w:ascii="Arial" w:hAnsi="Arial" w:cs="Arial" w:eastAsia="Arial"/>
-                <w:color w:val="1A1A1A"/>
-                <w:sz w:val="26"/>
-                <w:szCs w:val="26"/>
-              </w:rPr>
-              <w:t xml:space="preserve">□</w:t>
-            </w:r>
-            <w:r>
-              <w:rPr>
-                <w:rFonts w:ascii="Avenir Next" w:hAnsi="Avenir Next" w:cs="Avenir Next" w:eastAsia="Avenir Next"/>
-                <w:color w:val="1A1A1A"/>
-                <w:sz w:val="19"/>
-                <w:szCs w:val="19"/>
-              </w:rPr>
               <w:t xml:space="preserve">  </w:t>
             </w:r>
             <w:r>
               <w:rPr>
                 <w:rFonts w:ascii="Avenir Next" w:hAnsi="Avenir Next" w:cs="Avenir Next" w:eastAsia="Avenir Next"/>
                 <w:color w:val="1A1A1A"/>
-                <w:sz w:val="19"/>
+                <w:sz w:val="22"/>
                 <w:szCs w:val="19"/>
               </w:rPr>
               <w:t xml:space="preserve">Not statistical</w:t>
@@ -1081,7 +1085,7 @@
           <w:rFonts w:ascii="Avenir Next" w:hAnsi="Avenir Next" w:cs="Avenir Next" w:eastAsia="Avenir Next"/>
           <w:b/>
           <w:color w:val="1A1A1A"/>
-          <w:sz w:val="18"/>
+          <w:sz w:val="22"/>
           <w:szCs w:val="18"/>
         </w:rPr>
         <w:t xml:space="preserve">Because</w:t>
@@ -1115,18 +1119,18 @@
           <w:rFonts w:ascii="Avenir Next" w:hAnsi="Avenir Next" w:cs="Avenir Next" w:eastAsia="Avenir Next"/>
           <w:b/>
           <w:color w:val="1A1A1A"/>
+          <w:sz w:val="22"/>
+          <w:szCs w:val="20"/>
+        </w:rPr>
+        <w:t xml:space="preserve">3.</w:t>
+      </w:r>
+      <w:r>
+        <w:rPr>
+          <w:rFonts w:ascii="Avenir Next" w:hAnsi="Avenir Next" w:cs="Avenir Next" w:eastAsia="Avenir Next"/>
+          <w:color w:val="1A1A1A"/>
           <w:sz w:val="20"/>
           <w:szCs w:val="20"/>
         </w:rPr>
-        <w:t xml:space="preserve">3.</w:t>
-      </w:r>
-      <w:r>
-        <w:rPr>
-          <w:rFonts w:ascii="Avenir Next" w:hAnsi="Avenir Next" w:cs="Avenir Next" w:eastAsia="Avenir Next"/>
-          <w:color w:val="1A1A1A"/>
-          <w:sz w:val="20"/>
-          <w:szCs w:val="20"/>
-        </w:rPr>
         <w:tab/>
       </w:r>
       <w:r>
@@ -1134,7 +1138,7 @@
           <w:rFonts w:ascii="Avenir Next" w:hAnsi="Avenir Next" w:cs="Avenir Next" w:eastAsia="Avenir Next"/>
           <w:b/>
           <w:color w:val="1A1A1A"/>
-          <w:sz w:val="20"/>
+          <w:sz w:val="22"/>
           <w:szCs w:val="20"/>
         </w:rPr>
         <w:t xml:space="preserve">Survey Plan.  </w:t>
@@ -1143,7 +1147,7 @@
         <w:rPr>
           <w:rFonts w:ascii="Avenir Next" w:hAnsi="Avenir Next" w:cs="Avenir Next" w:eastAsia="Avenir Next"/>
           <w:color w:val="1A1A1A"/>
-          <w:sz w:val="20"/>
+          <w:sz w:val="22"/>
           <w:szCs w:val="20"/>
         </w:rPr>
         <w:t xml:space="preserve">Is “How far does each player live from the field?” statistical?</w:t>
@@ -1211,46 +1215,46 @@
               <w:rPr>
                 <w:rFonts w:ascii="Avenir Next" w:hAnsi="Avenir Next" w:cs="Avenir Next" w:eastAsia="Avenir Next"/>
                 <w:color w:val="1A1A1A"/>
+                <w:sz w:val="22"/>
+                <w:szCs w:val="19"/>
+              </w:rPr>
+              <w:t xml:space="preserve">Statistical</w:t>
+            </w:r>
+          </w:p>
+        </w:tc>
+        <w:tc>
+          <w:tcPr>
+            <w:tcW w:w="4536" w:type="dxa"/>
+            <w:vAlign w:val="top"/>
+          </w:tcPr>
+          <w:p>
+            <w:pPr>
+              <w:spacing w:before="0" w:after="0" w:line="240" w:lineRule="auto"/>
+              <w:ind w:left="0"/>
+            </w:pPr>
+            <w:r>
+              <w:rPr>
+                <w:rFonts w:ascii="Arial" w:hAnsi="Arial" w:cs="Arial" w:eastAsia="Arial"/>
+                <w:color w:val="1A1A1A"/>
+                <w:sz w:val="26"/>
+                <w:szCs w:val="26"/>
+              </w:rPr>
+              <w:t xml:space="preserve">□</w:t>
+            </w:r>
+            <w:r>
+              <w:rPr>
+                <w:rFonts w:ascii="Avenir Next" w:hAnsi="Avenir Next" w:cs="Avenir Next" w:eastAsia="Avenir Next"/>
+                <w:color w:val="1A1A1A"/>
                 <w:sz w:val="19"/>
                 <w:szCs w:val="19"/>
               </w:rPr>
-              <w:t xml:space="preserve">Statistical</w:t>
-            </w:r>
-          </w:p>
-        </w:tc>
-        <w:tc>
-          <w:tcPr>
-            <w:tcW w:w="4536" w:type="dxa"/>
-            <w:vAlign w:val="top"/>
-          </w:tcPr>
-          <w:p>
-            <w:pPr>
-              <w:spacing w:before="0" w:after="0" w:line="240" w:lineRule="auto"/>
-              <w:ind w:left="0"/>
-            </w:pPr>
-            <w:r>
-              <w:rPr>
-                <w:rFonts w:ascii="Arial" w:hAnsi="Arial" w:cs="Arial" w:eastAsia="Arial"/>
-                <w:color w:val="1A1A1A"/>
-                <w:sz w:val="26"/>
-                <w:szCs w:val="26"/>
-              </w:rPr>
-              <w:t xml:space="preserve">□</w:t>
-            </w:r>
-            <w:r>
-              <w:rPr>
-                <w:rFonts w:ascii="Avenir Next" w:hAnsi="Avenir Next" w:cs="Avenir Next" w:eastAsia="Avenir Next"/>
-                <w:color w:val="1A1A1A"/>
-                <w:sz w:val="19"/>
-                <w:szCs w:val="19"/>
-              </w:rPr>
               <w:t xml:space="preserve">  </w:t>
             </w:r>
             <w:r>
               <w:rPr>
                 <w:rFonts w:ascii="Avenir Next" w:hAnsi="Avenir Next" w:cs="Avenir Next" w:eastAsia="Avenir Next"/>
                 <w:color w:val="1A1A1A"/>
-                <w:sz w:val="19"/>
+                <w:sz w:val="22"/>
                 <w:szCs w:val="19"/>
               </w:rPr>
               <w:t xml:space="preserve">Not statistical</w:t>
@@ -1403,18 +1407,18 @@
           <w:rFonts w:ascii="Avenir Next" w:hAnsi="Avenir Next" w:cs="Avenir Next" w:eastAsia="Avenir Next"/>
           <w:b/>
           <w:color w:val="1A1A1A"/>
+          <w:sz w:val="22"/>
+          <w:szCs w:val="20"/>
+        </w:rPr>
+        <w:t xml:space="preserve">5.</w:t>
+      </w:r>
+      <w:r>
+        <w:rPr>
+          <w:rFonts w:ascii="Avenir Next" w:hAnsi="Avenir Next" w:cs="Avenir Next" w:eastAsia="Avenir Next"/>
+          <w:color w:val="1A1A1A"/>
           <w:sz w:val="20"/>
           <w:szCs w:val="20"/>
         </w:rPr>
-        <w:t xml:space="preserve">5.</w:t>
-      </w:r>
-      <w:r>
-        <w:rPr>
-          <w:rFonts w:ascii="Avenir Next" w:hAnsi="Avenir Next" w:cs="Avenir Next" w:eastAsia="Avenir Next"/>
-          <w:color w:val="1A1A1A"/>
-          <w:sz w:val="20"/>
-          <w:szCs w:val="20"/>
-        </w:rPr>
         <w:tab/>
       </w:r>
       <w:r>
@@ -1422,7 +1426,7 @@
           <w:rFonts w:ascii="Avenir Next" w:hAnsi="Avenir Next" w:cs="Avenir Next" w:eastAsia="Avenir Next"/>
           <w:b/>
           <w:color w:val="1A1A1A"/>
-          <w:sz w:val="20"/>
+          <w:sz w:val="22"/>
           <w:szCs w:val="20"/>
         </w:rPr>
         <w:t xml:space="preserve">Your Turn.  </w:t>
@@ -1431,7 +1435,7 @@
         <w:rPr>
           <w:rFonts w:ascii="Avenir Next" w:hAnsi="Avenir Next" w:cs="Avenir Next" w:eastAsia="Avenir Next"/>
           <w:color w:val="1A1A1A"/>
-          <w:sz w:val="20"/>
+          <w:sz w:val="22"/>
           <w:szCs w:val="20"/>
         </w:rPr>
         <w:t xml:space="preserve">Write a statistical question you could ask the people in your family. Then list three answers you might get.</w:t>
@@ -1552,6 +1556,7 @@
           </w:tcPr>
           <w:p>
             <w:pPr>
+              <w:pStyle w:val="Heading2"/>
               <w:spacing w:before="0" w:after="0" w:line="240" w:lineRule="auto"/>
             </w:pPr>
             <w:r>
@@ -1589,7 +1594,7 @@
               <w:rPr>
                 <w:rFonts w:ascii="Avenir Next" w:hAnsi="Avenir Next" w:cs="Avenir Next" w:eastAsia="Avenir Next"/>
                 <w:color w:val="1A1A1A"/>
-                <w:sz w:val="17"/>
+                <w:sz w:val="22"/>
                 <w:szCs w:val="17"/>
               </w:rPr>
               <w:t xml:space="preserve">  I can do this on my own</w:t>
@@ -1618,7 +1623,7 @@
               <w:rPr>
                 <w:rFonts w:ascii="Avenir Next" w:hAnsi="Avenir Next" w:cs="Avenir Next" w:eastAsia="Avenir Next"/>
                 <w:color w:val="1A1A1A"/>
-                <w:sz w:val="17"/>
+                <w:sz w:val="22"/>
                 <w:szCs w:val="17"/>
               </w:rPr>
               <w:t xml:space="preserve">  I need a little help</w:t>
@@ -1647,7 +1652,7 @@
               <w:rPr>
                 <w:rFonts w:ascii="Avenir Next" w:hAnsi="Avenir Next" w:cs="Avenir Next" w:eastAsia="Avenir Next"/>
                 <w:color w:val="1A1A1A"/>
-                <w:sz w:val="17"/>
+                <w:sz w:val="22"/>
                 <w:szCs w:val="17"/>
               </w:rPr>
               <w:t xml:space="preserve">  I have a question about #</w:t>
@@ -1685,7 +1690,7 @@
         <w:rPr>
           <w:rFonts w:ascii="Avenir Next" w:hAnsi="Avenir Next" w:cs="Avenir Next" w:eastAsia="Avenir Next"/>
           <w:color w:val="5A5F66"/>
-          <w:sz w:val="17"/>
+          <w:sz w:val="22"/>
           <w:szCs w:val="17"/>
         </w:rPr>
         <w:t xml:space="preserve">Ask a family member one statistical question and one non-statistical question. Can they tell which is which?</w:t>
@@ -1705,10 +1710,28 @@
         <w:rPr>
           <w:rFonts w:ascii="Avenir Next" w:hAnsi="Avenir Next" w:cs="Avenir Next" w:eastAsia="Avenir Next"/>
           <w:color w:val="1A1A1A"/>
+          <w:sz w:val="22"/>
+          <w:szCs w:val="20"/>
+        </w:rPr>
+        <w:t xml:space="preserve">Name</w:t>
+      </w:r>
+      <w:r>
+        <w:rPr>
+          <w:rFonts w:ascii="Avenir Next" w:hAnsi="Avenir Next" w:cs="Avenir Next" w:eastAsia="Avenir Next"/>
+          <w:color w:val="1A1A1A"/>
           <w:sz w:val="20"/>
           <w:szCs w:val="20"/>
         </w:rPr>
-        <w:t xml:space="preserve">Name</w:t>
+        <w:tab/>
+      </w:r>
+      <w:r>
+        <w:rPr>
+          <w:rFonts w:ascii="Avenir Next" w:hAnsi="Avenir Next" w:cs="Avenir Next" w:eastAsia="Avenir Next"/>
+          <w:color w:val="1A1A1A"/>
+          <w:sz w:val="22"/>
+          <w:szCs w:val="20"/>
+        </w:rPr>
+        <w:t xml:space="preserve">   Date</w:t>
       </w:r>
       <w:r>
         <w:rPr>
@@ -1723,25 +1746,7 @@
         <w:rPr>
           <w:rFonts w:ascii="Avenir Next" w:hAnsi="Avenir Next" w:cs="Avenir Next" w:eastAsia="Avenir Next"/>
           <w:color w:val="1A1A1A"/>
-          <w:sz w:val="20"/>
-          <w:szCs w:val="20"/>
-        </w:rPr>
-        <w:t xml:space="preserve">   Date</w:t>
-      </w:r>
-      <w:r>
-        <w:rPr>
-          <w:rFonts w:ascii="Avenir Next" w:hAnsi="Avenir Next" w:cs="Avenir Next" w:eastAsia="Avenir Next"/>
-          <w:color w:val="1A1A1A"/>
-          <w:sz w:val="20"/>
-          <w:szCs w:val="20"/>
-        </w:rPr>
-        <w:tab/>
-      </w:r>
-      <w:r>
-        <w:rPr>
-          <w:rFonts w:ascii="Avenir Next" w:hAnsi="Avenir Next" w:cs="Avenir Next" w:eastAsia="Avenir Next"/>
-          <w:color w:val="1A1A1A"/>
-          <w:sz w:val="20"/>
+          <w:sz w:val="22"/>
           <w:szCs w:val="20"/>
         </w:rPr>
         <w:t xml:space="preserve">   Period</w:t>
@@ -1768,7 +1773,7 @@
           <w:caps/>
           <w:color w:val="003A70"/>
           <w:spacing w:val="12"/>
-          <w:sz w:val="19"/>
+          <w:sz w:val="22"/>
           <w:szCs w:val="19"/>
         </w:rPr>
         <w:t xml:space="preserve">Lesson 2-1  ·  Homework Packet  ·  Sheet 2 of 2</w:t>
@@ -1776,6 +1781,7 @@
     </w:p>
     <w:p>
       <w:pPr>
+        <w:pStyle w:val="Heading1"/>
         <w:keepNext/>
         <w:spacing w:before="0" w:after="0" w:line="240" w:lineRule="auto"/>
       </w:pPr>
@@ -1801,7 +1807,7 @@
         <w:rPr>
           <w:rFonts w:ascii="Avenir Next" w:hAnsi="Avenir Next" w:cs="Avenir Next" w:eastAsia="Avenir Next"/>
           <w:color w:val="5A5F66"/>
-          <w:sz w:val="17"/>
+          <w:sz w:val="22"/>
           <w:szCs w:val="17"/>
         </w:rPr>
         <w:t xml:space="preserve">Maryland Standard 6.SP.B.4   ·   Learning target — I can build a dot plot and describe the shape of the data it shows.</w:t>
@@ -1848,6 +1854,7 @@
           </w:tcPr>
           <w:p>
             <w:pPr>
+              <w:pStyle w:val="Heading2"/>
               <w:spacing w:before="0" w:after="0" w:line="240" w:lineRule="auto"/>
             </w:pPr>
             <w:r>
@@ -1875,44 +1882,44 @@
                 <w:rFonts w:ascii="Avenir Next" w:hAnsi="Avenir Next" w:cs="Avenir Next" w:eastAsia="Avenir Next"/>
                 <w:b/>
                 <w:color w:val="003A70"/>
+                <w:sz w:val="22"/>
+                <w:szCs w:val="18"/>
+              </w:rPr>
+              <w:t xml:space="preserve">•</w:t>
+            </w:r>
+            <w:r>
+              <w:rPr>
+                <w:rFonts w:ascii="Avenir Next" w:hAnsi="Avenir Next" w:cs="Avenir Next" w:eastAsia="Avenir Next"/>
+                <w:color w:val="1A1A1A"/>
                 <w:sz w:val="18"/>
                 <w:szCs w:val="18"/>
               </w:rPr>
-              <w:t xml:space="preserve">•</w:t>
-            </w:r>
-            <w:r>
-              <w:rPr>
-                <w:rFonts w:ascii="Avenir Next" w:hAnsi="Avenir Next" w:cs="Avenir Next" w:eastAsia="Avenir Next"/>
-                <w:color w:val="1A1A1A"/>
-                <w:sz w:val="18"/>
+              <w:tab/>
+            </w:r>
+            <w:r>
+              <w:rPr>
+                <w:rFonts w:ascii="Avenir Next" w:hAnsi="Avenir Next" w:cs="Avenir Next" w:eastAsia="Avenir Next"/>
+                <w:color w:val="1A1A1A"/>
+                <w:sz w:val="22"/>
                 <w:szCs w:val="18"/>
               </w:rPr>
-              <w:tab/>
-            </w:r>
-            <w:r>
-              <w:rPr>
-                <w:rFonts w:ascii="Avenir Next" w:hAnsi="Avenir Next" w:cs="Avenir Next" w:eastAsia="Avenir Next"/>
-                <w:color w:val="1A1A1A"/>
-                <w:sz w:val="18"/>
+              <w:t xml:space="preserve">A </w:t>
+            </w:r>
+            <w:r>
+              <w:rPr>
+                <w:rFonts w:ascii="Avenir Next" w:hAnsi="Avenir Next" w:cs="Avenir Next" w:eastAsia="Avenir Next"/>
+                <w:b/>
+                <w:color w:val="1A1A1A"/>
+                <w:sz w:val="22"/>
                 <w:szCs w:val="18"/>
               </w:rPr>
-              <w:t xml:space="preserve">A </w:t>
-            </w:r>
-            <w:r>
-              <w:rPr>
-                <w:rFonts w:ascii="Avenir Next" w:hAnsi="Avenir Next" w:cs="Avenir Next" w:eastAsia="Avenir Next"/>
-                <w:b/>
-                <w:color w:val="1A1A1A"/>
-                <w:sz w:val="18"/>
-                <w:szCs w:val="18"/>
-              </w:rPr>
               <w:t xml:space="preserve">dot plot</w:t>
             </w:r>
             <w:r>
               <w:rPr>
                 <w:rFonts w:ascii="Avenir Next" w:hAnsi="Avenir Next" w:cs="Avenir Next" w:eastAsia="Avenir Next"/>
                 <w:color w:val="1A1A1A"/>
-                <w:sz w:val="18"/>
+                <w:sz w:val="22"/>
                 <w:szCs w:val="18"/>
               </w:rPr>
               <w:t xml:space="preserve"> shows one dot per data value.</w:t>
@@ -1931,73 +1938,73 @@
                 <w:rFonts w:ascii="Avenir Next" w:hAnsi="Avenir Next" w:cs="Avenir Next" w:eastAsia="Avenir Next"/>
                 <w:b/>
                 <w:color w:val="003A70"/>
+                <w:sz w:val="22"/>
+                <w:szCs w:val="18"/>
+              </w:rPr>
+              <w:t xml:space="preserve">•</w:t>
+            </w:r>
+            <w:r>
+              <w:rPr>
+                <w:rFonts w:ascii="Avenir Next" w:hAnsi="Avenir Next" w:cs="Avenir Next" w:eastAsia="Avenir Next"/>
+                <w:color w:val="1A1A1A"/>
                 <w:sz w:val="18"/>
                 <w:szCs w:val="18"/>
               </w:rPr>
-              <w:t xml:space="preserve">•</w:t>
-            </w:r>
-            <w:r>
-              <w:rPr>
-                <w:rFonts w:ascii="Avenir Next" w:hAnsi="Avenir Next" w:cs="Avenir Next" w:eastAsia="Avenir Next"/>
-                <w:color w:val="1A1A1A"/>
-                <w:sz w:val="18"/>
+              <w:tab/>
+            </w:r>
+            <w:r>
+              <w:rPr>
+                <w:rFonts w:ascii="Avenir Next" w:hAnsi="Avenir Next" w:cs="Avenir Next" w:eastAsia="Avenir Next"/>
+                <w:b/>
+                <w:color w:val="1A1A1A"/>
+                <w:sz w:val="22"/>
                 <w:szCs w:val="18"/>
               </w:rPr>
-              <w:tab/>
-            </w:r>
-            <w:r>
-              <w:rPr>
-                <w:rFonts w:ascii="Avenir Next" w:hAnsi="Avenir Next" w:cs="Avenir Next" w:eastAsia="Avenir Next"/>
-                <w:b/>
-                <w:color w:val="1A1A1A"/>
-                <w:sz w:val="18"/>
+              <w:t xml:space="preserve">Peak</w:t>
+            </w:r>
+            <w:r>
+              <w:rPr>
+                <w:rFonts w:ascii="Avenir Next" w:hAnsi="Avenir Next" w:cs="Avenir Next" w:eastAsia="Avenir Next"/>
+                <w:color w:val="1A1A1A"/>
+                <w:sz w:val="22"/>
                 <w:szCs w:val="18"/>
               </w:rPr>
-              <w:t xml:space="preserve">Peak</w:t>
-            </w:r>
-            <w:r>
-              <w:rPr>
-                <w:rFonts w:ascii="Avenir Next" w:hAnsi="Avenir Next" w:cs="Avenir Next" w:eastAsia="Avenir Next"/>
-                <w:color w:val="1A1A1A"/>
-                <w:sz w:val="18"/>
+              <w:t xml:space="preserve">: tallest stack. </w:t>
+            </w:r>
+            <w:r>
+              <w:rPr>
+                <w:rFonts w:ascii="Avenir Next" w:hAnsi="Avenir Next" w:cs="Avenir Next" w:eastAsia="Avenir Next"/>
+                <w:b/>
+                <w:color w:val="1A1A1A"/>
+                <w:sz w:val="22"/>
                 <w:szCs w:val="18"/>
               </w:rPr>
-              <w:t xml:space="preserve">: tallest stack. </w:t>
-            </w:r>
-            <w:r>
-              <w:rPr>
-                <w:rFonts w:ascii="Avenir Next" w:hAnsi="Avenir Next" w:cs="Avenir Next" w:eastAsia="Avenir Next"/>
-                <w:b/>
-                <w:color w:val="1A1A1A"/>
-                <w:sz w:val="18"/>
+              <w:t xml:space="preserve">Gap</w:t>
+            </w:r>
+            <w:r>
+              <w:rPr>
+                <w:rFonts w:ascii="Avenir Next" w:hAnsi="Avenir Next" w:cs="Avenir Next" w:eastAsia="Avenir Next"/>
+                <w:color w:val="1A1A1A"/>
+                <w:sz w:val="22"/>
                 <w:szCs w:val="18"/>
               </w:rPr>
-              <w:t xml:space="preserve">Gap</w:t>
-            </w:r>
-            <w:r>
-              <w:rPr>
-                <w:rFonts w:ascii="Avenir Next" w:hAnsi="Avenir Next" w:cs="Avenir Next" w:eastAsia="Avenir Next"/>
-                <w:color w:val="1A1A1A"/>
-                <w:sz w:val="18"/>
+              <w:t xml:space="preserve">: no dots. </w:t>
+            </w:r>
+            <w:r>
+              <w:rPr>
+                <w:rFonts w:ascii="Avenir Next" w:hAnsi="Avenir Next" w:cs="Avenir Next" w:eastAsia="Avenir Next"/>
+                <w:b/>
+                <w:color w:val="1A1A1A"/>
+                <w:sz w:val="22"/>
                 <w:szCs w:val="18"/>
               </w:rPr>
-              <w:t xml:space="preserve">: no dots. </w:t>
-            </w:r>
-            <w:r>
-              <w:rPr>
-                <w:rFonts w:ascii="Avenir Next" w:hAnsi="Avenir Next" w:cs="Avenir Next" w:eastAsia="Avenir Next"/>
-                <w:b/>
-                <w:color w:val="1A1A1A"/>
-                <w:sz w:val="18"/>
-                <w:szCs w:val="18"/>
-              </w:rPr>
               <w:t xml:space="preserve">Outlier</w:t>
             </w:r>
             <w:r>
               <w:rPr>
                 <w:rFonts w:ascii="Avenir Next" w:hAnsi="Avenir Next" w:cs="Avenir Next" w:eastAsia="Avenir Next"/>
                 <w:color w:val="1A1A1A"/>
-                <w:sz w:val="18"/>
+                <w:sz w:val="22"/>
                 <w:szCs w:val="18"/>
               </w:rPr>
               <w:t xml:space="preserve">: far away.</w:t>
@@ -2016,54 +2023,54 @@
                 <w:rFonts w:ascii="Avenir Next" w:hAnsi="Avenir Next" w:cs="Avenir Next" w:eastAsia="Avenir Next"/>
                 <w:b/>
                 <w:color w:val="003A70"/>
+                <w:sz w:val="22"/>
+                <w:szCs w:val="18"/>
+              </w:rPr>
+              <w:t xml:space="preserve">•</w:t>
+            </w:r>
+            <w:r>
+              <w:rPr>
+                <w:rFonts w:ascii="Avenir Next" w:hAnsi="Avenir Next" w:cs="Avenir Next" w:eastAsia="Avenir Next"/>
+                <w:color w:val="1A1A1A"/>
                 <w:sz w:val="18"/>
                 <w:szCs w:val="18"/>
               </w:rPr>
-              <w:t xml:space="preserve">•</w:t>
-            </w:r>
-            <w:r>
-              <w:rPr>
-                <w:rFonts w:ascii="Avenir Next" w:hAnsi="Avenir Next" w:cs="Avenir Next" w:eastAsia="Avenir Next"/>
-                <w:color w:val="1A1A1A"/>
-                <w:sz w:val="18"/>
+              <w:tab/>
+            </w:r>
+            <w:r>
+              <w:rPr>
+                <w:rFonts w:ascii="Avenir Next" w:hAnsi="Avenir Next" w:cs="Avenir Next" w:eastAsia="Avenir Next"/>
+                <w:b/>
+                <w:color w:val="1A1A1A"/>
+                <w:sz w:val="22"/>
                 <w:szCs w:val="18"/>
               </w:rPr>
-              <w:tab/>
-            </w:r>
-            <w:r>
-              <w:rPr>
-                <w:rFonts w:ascii="Avenir Next" w:hAnsi="Avenir Next" w:cs="Avenir Next" w:eastAsia="Avenir Next"/>
-                <w:b/>
-                <w:color w:val="1A1A1A"/>
-                <w:sz w:val="18"/>
+              <w:t xml:space="preserve">Symmetric</w:t>
+            </w:r>
+            <w:r>
+              <w:rPr>
+                <w:rFonts w:ascii="Avenir Next" w:hAnsi="Avenir Next" w:cs="Avenir Next" w:eastAsia="Avenir Next"/>
+                <w:color w:val="1A1A1A"/>
+                <w:sz w:val="22"/>
                 <w:szCs w:val="18"/>
               </w:rPr>
-              <w:t xml:space="preserve">Symmetric</w:t>
-            </w:r>
-            <w:r>
-              <w:rPr>
-                <w:rFonts w:ascii="Avenir Next" w:hAnsi="Avenir Next" w:cs="Avenir Next" w:eastAsia="Avenir Next"/>
-                <w:color w:val="1A1A1A"/>
-                <w:sz w:val="18"/>
+              <w:t xml:space="preserve">: the sides match. </w:t>
+            </w:r>
+            <w:r>
+              <w:rPr>
+                <w:rFonts w:ascii="Avenir Next" w:hAnsi="Avenir Next" w:cs="Avenir Next" w:eastAsia="Avenir Next"/>
+                <w:b/>
+                <w:color w:val="1A1A1A"/>
+                <w:sz w:val="22"/>
                 <w:szCs w:val="18"/>
               </w:rPr>
-              <w:t xml:space="preserve">: the sides match. </w:t>
-            </w:r>
-            <w:r>
-              <w:rPr>
-                <w:rFonts w:ascii="Avenir Next" w:hAnsi="Avenir Next" w:cs="Avenir Next" w:eastAsia="Avenir Next"/>
-                <w:b/>
-                <w:color w:val="1A1A1A"/>
-                <w:sz w:val="18"/>
-                <w:szCs w:val="18"/>
-              </w:rPr>
               <w:t xml:space="preserve">Skewed right/left</w:t>
             </w:r>
             <w:r>
               <w:rPr>
                 <w:rFonts w:ascii="Avenir Next" w:hAnsi="Avenir Next" w:cs="Avenir Next" w:eastAsia="Avenir Next"/>
                 <w:color w:val="1A1A1A"/>
-                <w:sz w:val="18"/>
+                <w:sz w:val="22"/>
                 <w:szCs w:val="18"/>
               </w:rPr>
               <w:t xml:space="preserve">: the tail goes that way.</w:t>
@@ -2078,6 +2085,7 @@
           </w:tcPr>
           <w:p>
             <w:pPr>
+              <w:pStyle w:val="Heading2"/>
               <w:spacing w:before="0" w:after="0" w:line="240" w:lineRule="auto"/>
             </w:pPr>
             <w:r>
@@ -2100,7 +2108,7 @@
               <w:rPr>
                 <w:rFonts w:ascii="Avenir Next" w:hAnsi="Avenir Next" w:cs="Avenir Next" w:eastAsia="Avenir Next"/>
                 <w:color w:val="1A1A1A"/>
-                <w:sz w:val="17"/>
+                <w:sz w:val="22"/>
                 <w:szCs w:val="17"/>
               </w:rPr>
               <w:t xml:space="preserve">Pets owned: 0, 0, 1, 1, 1, 1, 2, 2, 3, 5. Name the shape.</w:t>
@@ -2119,25 +2127,25 @@
                 <w:rFonts w:ascii="Avenir Next" w:hAnsi="Avenir Next" w:cs="Avenir Next" w:eastAsia="Avenir Next"/>
                 <w:b/>
                 <w:color w:val="003A70"/>
+                <w:sz w:val="22"/>
+                <w:szCs w:val="17"/>
+              </w:rPr>
+              <w:t xml:space="preserve">Step 1</w:t>
+            </w:r>
+            <w:r>
+              <w:rPr>
+                <w:rFonts w:ascii="Avenir Next" w:hAnsi="Avenir Next" w:cs="Avenir Next" w:eastAsia="Avenir Next"/>
+                <w:color w:val="1A1A1A"/>
                 <w:sz w:val="17"/>
                 <w:szCs w:val="17"/>
               </w:rPr>
-              <w:t xml:space="preserve">Step 1</w:t>
-            </w:r>
-            <w:r>
-              <w:rPr>
-                <w:rFonts w:ascii="Avenir Next" w:hAnsi="Avenir Next" w:cs="Avenir Next" w:eastAsia="Avenir Next"/>
-                <w:color w:val="1A1A1A"/>
-                <w:sz w:val="17"/>
-                <w:szCs w:val="17"/>
-              </w:rPr>
               <w:tab/>
             </w:r>
             <w:r>
               <w:rPr>
                 <w:rFonts w:ascii="Avenir Next" w:hAnsi="Avenir Next" w:cs="Avenir Next" w:eastAsia="Avenir Next"/>
                 <w:color w:val="1A1A1A"/>
-                <w:sz w:val="17"/>
+                <w:sz w:val="22"/>
                 <w:szCs w:val="17"/>
               </w:rPr>
               <w:t xml:space="preserve">Stacks: 2 dots at 0, 4 at 1, 2 at 2, 1 at 3, 1 at 5.</w:t>
@@ -2156,25 +2164,25 @@
                 <w:rFonts w:ascii="Avenir Next" w:hAnsi="Avenir Next" w:cs="Avenir Next" w:eastAsia="Avenir Next"/>
                 <w:b/>
                 <w:color w:val="003A70"/>
+                <w:sz w:val="22"/>
+                <w:szCs w:val="17"/>
+              </w:rPr>
+              <w:t xml:space="preserve">Step 2</w:t>
+            </w:r>
+            <w:r>
+              <w:rPr>
+                <w:rFonts w:ascii="Avenir Next" w:hAnsi="Avenir Next" w:cs="Avenir Next" w:eastAsia="Avenir Next"/>
+                <w:color w:val="1A1A1A"/>
                 <w:sz w:val="17"/>
                 <w:szCs w:val="17"/>
               </w:rPr>
-              <w:t xml:space="preserve">Step 2</w:t>
-            </w:r>
-            <w:r>
-              <w:rPr>
-                <w:rFonts w:ascii="Avenir Next" w:hAnsi="Avenir Next" w:cs="Avenir Next" w:eastAsia="Avenir Next"/>
-                <w:color w:val="1A1A1A"/>
-                <w:sz w:val="17"/>
-                <w:szCs w:val="17"/>
-              </w:rPr>
               <w:tab/>
             </w:r>
             <w:r>
               <w:rPr>
                 <w:rFonts w:ascii="Avenir Next" w:hAnsi="Avenir Next" w:cs="Avenir Next" w:eastAsia="Avenir Next"/>
                 <w:color w:val="1A1A1A"/>
-                <w:sz w:val="17"/>
+                <w:sz w:val="22"/>
                 <w:szCs w:val="17"/>
               </w:rPr>
               <w:t xml:space="preserve">Peak at 1. The tail stretches right to 5.</w:t>
@@ -2193,18 +2201,18 @@
                 <w:rFonts w:ascii="Avenir Next" w:hAnsi="Avenir Next" w:cs="Avenir Next" w:eastAsia="Avenir Next"/>
                 <w:b/>
                 <w:color w:val="1A1A1A"/>
+                <w:sz w:val="22"/>
+                <w:szCs w:val="17"/>
+              </w:rPr>
+              <w:t xml:space="preserve">Answer</w:t>
+            </w:r>
+            <w:r>
+              <w:rPr>
+                <w:rFonts w:ascii="Avenir Next" w:hAnsi="Avenir Next" w:cs="Avenir Next" w:eastAsia="Avenir Next"/>
+                <w:color w:val="1A1A1A"/>
                 <w:sz w:val="17"/>
                 <w:szCs w:val="17"/>
               </w:rPr>
-              <w:t xml:space="preserve">Answer</w:t>
-            </w:r>
-            <w:r>
-              <w:rPr>
-                <w:rFonts w:ascii="Avenir Next" w:hAnsi="Avenir Next" w:cs="Avenir Next" w:eastAsia="Avenir Next"/>
-                <w:color w:val="1A1A1A"/>
-                <w:sz w:val="17"/>
-                <w:szCs w:val="17"/>
-              </w:rPr>
               <w:tab/>
             </w:r>
             <w:r>
@@ -2212,7 +2220,7 @@
                 <w:rFonts w:ascii="Avenir Next" w:hAnsi="Avenir Next" w:cs="Avenir Next" w:eastAsia="Avenir Next"/>
                 <w:b/>
                 <w:color w:val="1A1A1A"/>
-                <w:sz w:val="17"/>
+                <w:sz w:val="22"/>
                 <w:szCs w:val="17"/>
               </w:rPr>
               <w:t xml:space="preserve">Skewed right</w:t>
@@ -2223,6 +2231,7 @@
     </w:tbl>
     <w:p>
       <w:pPr>
+        <w:pStyle w:val="Heading2"/>
         <w:keepNext/>
         <w:pBdr>
           <w:bottom w:val="single" w:sz="8" w:space="3" w:color="003A70"/>
@@ -2238,7 +2247,7 @@
           <w:b/>
           <w:color w:val="003A70"/>
           <w:spacing w:val="14"/>
-          <w:sz w:val="19"/>
+          <w:sz w:val="22"/>
           <w:szCs w:val="19"/>
         </w:rPr>
         <w:t xml:space="preserve">PRACTICE</w:t>
@@ -2257,7 +2266,7 @@
           <w:rFonts w:ascii="Avenir Next" w:hAnsi="Avenir Next" w:cs="Avenir Next" w:eastAsia="Avenir Next"/>
           <w:i/>
           <w:color w:val="5A5F66"/>
-          <w:sz w:val="17"/>
+          <w:sz w:val="22"/>
           <w:szCs w:val="17"/>
         </w:rPr>
         <w:t xml:space="preserve">show your work · label units</w:t>
@@ -2316,18 +2325,18 @@
                 <w:rFonts w:ascii="Avenir Next" w:hAnsi="Avenir Next" w:cs="Avenir Next" w:eastAsia="Avenir Next"/>
                 <w:b/>
                 <w:color w:val="1A1A1A"/>
+                <w:sz w:val="22"/>
+                <w:szCs w:val="20"/>
+              </w:rPr>
+              <w:t xml:space="preserve">1.</w:t>
+            </w:r>
+            <w:r>
+              <w:rPr>
+                <w:rFonts w:ascii="Avenir Next" w:hAnsi="Avenir Next" w:cs="Avenir Next" w:eastAsia="Avenir Next"/>
+                <w:color w:val="1A1A1A"/>
                 <w:sz w:val="20"/>
                 <w:szCs w:val="20"/>
               </w:rPr>
-              <w:t xml:space="preserve">1.</w:t>
-            </w:r>
-            <w:r>
-              <w:rPr>
-                <w:rFonts w:ascii="Avenir Next" w:hAnsi="Avenir Next" w:cs="Avenir Next" w:eastAsia="Avenir Next"/>
-                <w:color w:val="1A1A1A"/>
-                <w:sz w:val="20"/>
-                <w:szCs w:val="20"/>
-              </w:rPr>
               <w:tab/>
             </w:r>
             <w:r>
@@ -2335,7 +2344,7 @@
                 <w:rFonts w:ascii="Avenir Next" w:hAnsi="Avenir Next" w:cs="Avenir Next" w:eastAsia="Avenir Next"/>
                 <w:b/>
                 <w:color w:val="1A1A1A"/>
-                <w:sz w:val="20"/>
+                <w:sz w:val="22"/>
                 <w:szCs w:val="20"/>
               </w:rPr>
               <w:t xml:space="preserve">Books Read.  </w:t>
@@ -2344,7 +2353,7 @@
               <w:rPr>
                 <w:rFonts w:ascii="Avenir Next" w:hAnsi="Avenir Next" w:cs="Avenir Next" w:eastAsia="Avenir Next"/>
                 <w:color w:val="1A1A1A"/>
-                <w:sz w:val="20"/>
+                <w:sz w:val="22"/>
                 <w:szCs w:val="20"/>
               </w:rPr>
               <w:t xml:space="preserve">Books read in May by 12 students: 2, 3, 1, 3, 4, 2, 3, 5, 3, 2, 4, 4. Make a dot plot.</w:t>
@@ -2364,25 +2373,25 @@
                 <w:rFonts w:ascii="Avenir Next" w:hAnsi="Avenir Next" w:cs="Avenir Next" w:eastAsia="Avenir Next"/>
                 <w:b/>
                 <w:color w:val="003A70"/>
+                <w:sz w:val="22"/>
+                <w:szCs w:val="20"/>
+              </w:rPr>
+              <w:t xml:space="preserve">a.</w:t>
+            </w:r>
+            <w:r>
+              <w:rPr>
+                <w:rFonts w:ascii="Avenir Next" w:hAnsi="Avenir Next" w:cs="Avenir Next" w:eastAsia="Avenir Next"/>
+                <w:color w:val="1A1A1A"/>
                 <w:sz w:val="20"/>
                 <w:szCs w:val="20"/>
               </w:rPr>
-              <w:t xml:space="preserve">a.</w:t>
-            </w:r>
-            <w:r>
-              <w:rPr>
-                <w:rFonts w:ascii="Avenir Next" w:hAnsi="Avenir Next" w:cs="Avenir Next" w:eastAsia="Avenir Next"/>
-                <w:color w:val="1A1A1A"/>
-                <w:sz w:val="20"/>
-                <w:szCs w:val="20"/>
-              </w:rPr>
               <w:tab/>
             </w:r>
             <w:r>
               <w:rPr>
                 <w:rFonts w:ascii="Avenir Next" w:hAnsi="Avenir Next" w:cs="Avenir Next" w:eastAsia="Avenir Next"/>
                 <w:color w:val="1A1A1A"/>
-                <w:sz w:val="20"/>
+                <w:sz w:val="22"/>
                 <w:szCs w:val="20"/>
               </w:rPr>
               <w:t xml:space="preserve">Peak:</w:t>
@@ -2421,25 +2430,25 @@
                 <w:rFonts w:ascii="Avenir Next" w:hAnsi="Avenir Next" w:cs="Avenir Next" w:eastAsia="Avenir Next"/>
                 <w:b/>
                 <w:color w:val="003A70"/>
+                <w:sz w:val="22"/>
+                <w:szCs w:val="20"/>
+              </w:rPr>
+              <w:t xml:space="preserve">b.</w:t>
+            </w:r>
+            <w:r>
+              <w:rPr>
+                <w:rFonts w:ascii="Avenir Next" w:hAnsi="Avenir Next" w:cs="Avenir Next" w:eastAsia="Avenir Next"/>
+                <w:color w:val="1A1A1A"/>
                 <w:sz w:val="20"/>
                 <w:szCs w:val="20"/>
               </w:rPr>
-              <w:t xml:space="preserve">b.</w:t>
-            </w:r>
-            <w:r>
-              <w:rPr>
-                <w:rFonts w:ascii="Avenir Next" w:hAnsi="Avenir Next" w:cs="Avenir Next" w:eastAsia="Avenir Next"/>
-                <w:color w:val="1A1A1A"/>
-                <w:sz w:val="20"/>
-                <w:szCs w:val="20"/>
-              </w:rPr>
               <w:tab/>
             </w:r>
             <w:r>
               <w:rPr>
                 <w:rFonts w:ascii="Avenir Next" w:hAnsi="Avenir Next" w:cs="Avenir Next" w:eastAsia="Avenir Next"/>
                 <w:color w:val="1A1A1A"/>
-                <w:sz w:val="20"/>
+                <w:sz w:val="22"/>
                 <w:szCs w:val="20"/>
               </w:rPr>
               <w:t xml:space="preserve">Shape:</w:t>
@@ -2482,7 +2491,7 @@
               <w:drawing>
                 <wp:inline distT="0" distB="0" distL="0" distR="0">
                   <wp:extent cx="2743200" cy="1335024"/>
-                  <wp:docPr id="1" name="Figure 1"/>
+                  <wp:docPr id="1" name="Figure 1" descr="Dot plot. Horizontal axis: Books Read in May, 0 to 6, ticks every 1. No dots plotted; complete the plot using the question data."/>
                   <a:graphic xmlns:a="http://schemas.openxmlformats.org/drawingml/2006/main">
                     <a:graphicData uri="http://schemas.openxmlformats.org/drawingml/2006/picture">
                       <pic:pic xmlns:pic="http://schemas.openxmlformats.org/drawingml/2006/picture">
@@ -2534,18 +2543,18 @@
           <w:rFonts w:ascii="Avenir Next" w:hAnsi="Avenir Next" w:cs="Avenir Next" w:eastAsia="Avenir Next"/>
           <w:b/>
           <w:color w:val="1A1A1A"/>
+          <w:sz w:val="22"/>
+          <w:szCs w:val="20"/>
+        </w:rPr>
+        <w:t xml:space="preserve">2.</w:t>
+      </w:r>
+      <w:r>
+        <w:rPr>
+          <w:rFonts w:ascii="Avenir Next" w:hAnsi="Avenir Next" w:cs="Avenir Next" w:eastAsia="Avenir Next"/>
+          <w:color w:val="1A1A1A"/>
           <w:sz w:val="20"/>
           <w:szCs w:val="20"/>
         </w:rPr>
-        <w:t xml:space="preserve">2.</w:t>
-      </w:r>
-      <w:r>
-        <w:rPr>
-          <w:rFonts w:ascii="Avenir Next" w:hAnsi="Avenir Next" w:cs="Avenir Next" w:eastAsia="Avenir Next"/>
-          <w:color w:val="1A1A1A"/>
-          <w:sz w:val="20"/>
-          <w:szCs w:val="20"/>
-        </w:rPr>
         <w:tab/>
       </w:r>
       <w:r>
@@ -2553,7 +2562,7 @@
           <w:rFonts w:ascii="Avenir Next" w:hAnsi="Avenir Next" w:cs="Avenir Next" w:eastAsia="Avenir Next"/>
           <w:b/>
           <w:color w:val="1A1A1A"/>
-          <w:sz w:val="20"/>
+          <w:sz w:val="22"/>
           <w:szCs w:val="20"/>
         </w:rPr>
         <w:t xml:space="preserve">Arcade Tickets.  </w:t>
@@ -2562,7 +2571,7 @@
         <w:rPr>
           <w:rFonts w:ascii="Avenir Next" w:hAnsi="Avenir Next" w:cs="Avenir Next" w:eastAsia="Avenir Next"/>
           <w:color w:val="1A1A1A"/>
-          <w:sz w:val="20"/>
+          <w:sz w:val="22"/>
           <w:szCs w:val="20"/>
         </w:rPr>
         <w:t xml:space="preserve">Tickets won by 9 friends: 5, 3, 4, 5, 2, 5, 4, 6, 5. Picture the dot plot.</w:t>
@@ -2618,25 +2627,25 @@
                 <w:rFonts w:ascii="Avenir Next" w:hAnsi="Avenir Next" w:cs="Avenir Next" w:eastAsia="Avenir Next"/>
                 <w:b/>
                 <w:color w:val="003A70"/>
+                <w:sz w:val="22"/>
+                <w:szCs w:val="20"/>
+              </w:rPr>
+              <w:t xml:space="preserve">a.</w:t>
+            </w:r>
+            <w:r>
+              <w:rPr>
+                <w:rFonts w:ascii="Avenir Next" w:hAnsi="Avenir Next" w:cs="Avenir Next" w:eastAsia="Avenir Next"/>
+                <w:color w:val="1A1A1A"/>
                 <w:sz w:val="20"/>
                 <w:szCs w:val="20"/>
               </w:rPr>
-              <w:t xml:space="preserve">a.</w:t>
-            </w:r>
-            <w:r>
-              <w:rPr>
-                <w:rFonts w:ascii="Avenir Next" w:hAnsi="Avenir Next" w:cs="Avenir Next" w:eastAsia="Avenir Next"/>
-                <w:color w:val="1A1A1A"/>
-                <w:sz w:val="20"/>
-                <w:szCs w:val="20"/>
-              </w:rPr>
               <w:tab/>
             </w:r>
             <w:r>
               <w:rPr>
                 <w:rFonts w:ascii="Avenir Next" w:hAnsi="Avenir Next" w:cs="Avenir Next" w:eastAsia="Avenir Next"/>
                 <w:color w:val="1A1A1A"/>
-                <w:sz w:val="20"/>
+                <w:sz w:val="22"/>
                 <w:szCs w:val="20"/>
               </w:rPr>
               <w:t xml:space="preserve">Dots at 5:</w:t>
@@ -2680,25 +2689,25 @@
                 <w:rFonts w:ascii="Avenir Next" w:hAnsi="Avenir Next" w:cs="Avenir Next" w:eastAsia="Avenir Next"/>
                 <w:b/>
                 <w:color w:val="003A70"/>
+                <w:sz w:val="22"/>
+                <w:szCs w:val="20"/>
+              </w:rPr>
+              <w:t xml:space="preserve">b.</w:t>
+            </w:r>
+            <w:r>
+              <w:rPr>
+                <w:rFonts w:ascii="Avenir Next" w:hAnsi="Avenir Next" w:cs="Avenir Next" w:eastAsia="Avenir Next"/>
+                <w:color w:val="1A1A1A"/>
                 <w:sz w:val="20"/>
                 <w:szCs w:val="20"/>
               </w:rPr>
-              <w:t xml:space="preserve">b.</w:t>
-            </w:r>
-            <w:r>
-              <w:rPr>
-                <w:rFonts w:ascii="Avenir Next" w:hAnsi="Avenir Next" w:cs="Avenir Next" w:eastAsia="Avenir Next"/>
-                <w:color w:val="1A1A1A"/>
-                <w:sz w:val="20"/>
-                <w:szCs w:val="20"/>
-              </w:rPr>
               <w:tab/>
             </w:r>
             <w:r>
               <w:rPr>
                 <w:rFonts w:ascii="Avenir Next" w:hAnsi="Avenir Next" w:cs="Avenir Next" w:eastAsia="Avenir Next"/>
                 <w:color w:val="1A1A1A"/>
-                <w:sz w:val="20"/>
+                <w:sz w:val="22"/>
                 <w:szCs w:val="20"/>
               </w:rPr>
               <w:t xml:space="preserve">Peak:</w:t>
@@ -2742,25 +2751,25 @@
                 <w:rFonts w:ascii="Avenir Next" w:hAnsi="Avenir Next" w:cs="Avenir Next" w:eastAsia="Avenir Next"/>
                 <w:b/>
                 <w:color w:val="003A70"/>
+                <w:sz w:val="22"/>
+                <w:szCs w:val="20"/>
+              </w:rPr>
+              <w:t xml:space="preserve">c.</w:t>
+            </w:r>
+            <w:r>
+              <w:rPr>
+                <w:rFonts w:ascii="Avenir Next" w:hAnsi="Avenir Next" w:cs="Avenir Next" w:eastAsia="Avenir Next"/>
+                <w:color w:val="1A1A1A"/>
                 <w:sz w:val="20"/>
                 <w:szCs w:val="20"/>
               </w:rPr>
-              <w:t xml:space="preserve">c.</w:t>
-            </w:r>
-            <w:r>
-              <w:rPr>
-                <w:rFonts w:ascii="Avenir Next" w:hAnsi="Avenir Next" w:cs="Avenir Next" w:eastAsia="Avenir Next"/>
-                <w:color w:val="1A1A1A"/>
-                <w:sz w:val="20"/>
-                <w:szCs w:val="20"/>
-              </w:rPr>
               <w:tab/>
             </w:r>
             <w:r>
               <w:rPr>
                 <w:rFonts w:ascii="Avenir Next" w:hAnsi="Avenir Next" w:cs="Avenir Next" w:eastAsia="Avenir Next"/>
                 <w:color w:val="1A1A1A"/>
-                <w:sz w:val="20"/>
+                <w:sz w:val="22"/>
                 <w:szCs w:val="20"/>
               </w:rPr>
               <w:t xml:space="preserve">Shape:</w:t>
@@ -2846,18 +2855,18 @@
                 <w:rFonts w:ascii="Avenir Next" w:hAnsi="Avenir Next" w:cs="Avenir Next" w:eastAsia="Avenir Next"/>
                 <w:b/>
                 <w:color w:val="1A1A1A"/>
+                <w:sz w:val="22"/>
+                <w:szCs w:val="20"/>
+              </w:rPr>
+              <w:t xml:space="preserve">3.</w:t>
+            </w:r>
+            <w:r>
+              <w:rPr>
+                <w:rFonts w:ascii="Avenir Next" w:hAnsi="Avenir Next" w:cs="Avenir Next" w:eastAsia="Avenir Next"/>
+                <w:color w:val="1A1A1A"/>
                 <w:sz w:val="20"/>
                 <w:szCs w:val="20"/>
               </w:rPr>
-              <w:t xml:space="preserve">3.</w:t>
-            </w:r>
-            <w:r>
-              <w:rPr>
-                <w:rFonts w:ascii="Avenir Next" w:hAnsi="Avenir Next" w:cs="Avenir Next" w:eastAsia="Avenir Next"/>
-                <w:color w:val="1A1A1A"/>
-                <w:sz w:val="20"/>
-                <w:szCs w:val="20"/>
-              </w:rPr>
               <w:tab/>
             </w:r>
             <w:r>
@@ -2865,7 +2874,7 @@
                 <w:rFonts w:ascii="Avenir Next" w:hAnsi="Avenir Next" w:cs="Avenir Next" w:eastAsia="Avenir Next"/>
                 <w:b/>
                 <w:color w:val="1A1A1A"/>
-                <w:sz w:val="20"/>
+                <w:sz w:val="22"/>
                 <w:szCs w:val="20"/>
               </w:rPr>
               <w:t xml:space="preserve">Soccer Goals.  </w:t>
@@ -2874,7 +2883,7 @@
               <w:rPr>
                 <w:rFonts w:ascii="Avenir Next" w:hAnsi="Avenir Next" w:cs="Avenir Next" w:eastAsia="Avenir Next"/>
                 <w:color w:val="1A1A1A"/>
-                <w:sz w:val="20"/>
+                <w:sz w:val="22"/>
                 <w:szCs w:val="20"/>
               </w:rPr>
               <w:t xml:space="preserve">The dot plot shows the goals a team scored in each game.</w:t>
@@ -2894,25 +2903,25 @@
                 <w:rFonts w:ascii="Avenir Next" w:hAnsi="Avenir Next" w:cs="Avenir Next" w:eastAsia="Avenir Next"/>
                 <w:b/>
                 <w:color w:val="003A70"/>
+                <w:sz w:val="22"/>
+                <w:szCs w:val="20"/>
+              </w:rPr>
+              <w:t xml:space="preserve">a.</w:t>
+            </w:r>
+            <w:r>
+              <w:rPr>
+                <w:rFonts w:ascii="Avenir Next" w:hAnsi="Avenir Next" w:cs="Avenir Next" w:eastAsia="Avenir Next"/>
+                <w:color w:val="1A1A1A"/>
                 <w:sz w:val="20"/>
                 <w:szCs w:val="20"/>
               </w:rPr>
-              <w:t xml:space="preserve">a.</w:t>
-            </w:r>
-            <w:r>
-              <w:rPr>
-                <w:rFonts w:ascii="Avenir Next" w:hAnsi="Avenir Next" w:cs="Avenir Next" w:eastAsia="Avenir Next"/>
-                <w:color w:val="1A1A1A"/>
-                <w:sz w:val="20"/>
-                <w:szCs w:val="20"/>
-              </w:rPr>
               <w:tab/>
             </w:r>
             <w:r>
               <w:rPr>
                 <w:rFonts w:ascii="Avenir Next" w:hAnsi="Avenir Next" w:cs="Avenir Next" w:eastAsia="Avenir Next"/>
                 <w:color w:val="1A1A1A"/>
-                <w:sz w:val="20"/>
+                <w:sz w:val="22"/>
                 <w:szCs w:val="20"/>
               </w:rPr>
               <w:t xml:space="preserve">Games played:</w:t>
@@ -2951,25 +2960,25 @@
                 <w:rFonts w:ascii="Avenir Next" w:hAnsi="Avenir Next" w:cs="Avenir Next" w:eastAsia="Avenir Next"/>
                 <w:b/>
                 <w:color w:val="003A70"/>
+                <w:sz w:val="22"/>
+                <w:szCs w:val="20"/>
+              </w:rPr>
+              <w:t xml:space="preserve">b.</w:t>
+            </w:r>
+            <w:r>
+              <w:rPr>
+                <w:rFonts w:ascii="Avenir Next" w:hAnsi="Avenir Next" w:cs="Avenir Next" w:eastAsia="Avenir Next"/>
+                <w:color w:val="1A1A1A"/>
                 <w:sz w:val="20"/>
                 <w:szCs w:val="20"/>
               </w:rPr>
-              <w:t xml:space="preserve">b.</w:t>
-            </w:r>
-            <w:r>
-              <w:rPr>
-                <w:rFonts w:ascii="Avenir Next" w:hAnsi="Avenir Next" w:cs="Avenir Next" w:eastAsia="Avenir Next"/>
-                <w:color w:val="1A1A1A"/>
-                <w:sz w:val="20"/>
-                <w:szCs w:val="20"/>
-              </w:rPr>
               <w:tab/>
             </w:r>
             <w:r>
               <w:rPr>
                 <w:rFonts w:ascii="Avenir Next" w:hAnsi="Avenir Next" w:cs="Avenir Next" w:eastAsia="Avenir Next"/>
                 <w:color w:val="1A1A1A"/>
-                <w:sz w:val="20"/>
+                <w:sz w:val="22"/>
                 <w:szCs w:val="20"/>
               </w:rPr>
               <w:t xml:space="preserve">Most common:</w:t>
@@ -3008,25 +3017,25 @@
                 <w:rFonts w:ascii="Avenir Next" w:hAnsi="Avenir Next" w:cs="Avenir Next" w:eastAsia="Avenir Next"/>
                 <w:b/>
                 <w:color w:val="003A70"/>
+                <w:sz w:val="22"/>
+                <w:szCs w:val="20"/>
+              </w:rPr>
+              <w:t xml:space="preserve">c.</w:t>
+            </w:r>
+            <w:r>
+              <w:rPr>
+                <w:rFonts w:ascii="Avenir Next" w:hAnsi="Avenir Next" w:cs="Avenir Next" w:eastAsia="Avenir Next"/>
+                <w:color w:val="1A1A1A"/>
                 <w:sz w:val="20"/>
                 <w:szCs w:val="20"/>
               </w:rPr>
-              <w:t xml:space="preserve">c.</w:t>
-            </w:r>
-            <w:r>
-              <w:rPr>
-                <w:rFonts w:ascii="Avenir Next" w:hAnsi="Avenir Next" w:cs="Avenir Next" w:eastAsia="Avenir Next"/>
-                <w:color w:val="1A1A1A"/>
-                <w:sz w:val="20"/>
-                <w:szCs w:val="20"/>
-              </w:rPr>
               <w:tab/>
             </w:r>
             <w:r>
               <w:rPr>
                 <w:rFonts w:ascii="Avenir Next" w:hAnsi="Avenir Next" w:cs="Avenir Next" w:eastAsia="Avenir Next"/>
                 <w:color w:val="1A1A1A"/>
-                <w:sz w:val="20"/>
+                <w:sz w:val="22"/>
                 <w:szCs w:val="20"/>
               </w:rPr>
               <w:t xml:space="preserve">Where is the gap?</w:t>
@@ -3069,7 +3078,7 @@
               <w:drawing>
                 <wp:inline distT="0" distB="0" distL="0" distR="0">
                   <wp:extent cx="2743200" cy="1188720"/>
-                  <wp:docPr id="2" name="Figure 2"/>
+                  <wp:docPr id="2" name="Figure 2" descr="Dot plot. Horizontal axis: Goals Scored, 0 to 8, ticks every 1. Dots by value: 0: 2; 1: 3; 2: 2; 3: 2; 4: 1; 7: 1"/>
                   <a:graphic xmlns:a="http://schemas.openxmlformats.org/drawingml/2006/main">
                     <a:graphicData uri="http://schemas.openxmlformats.org/drawingml/2006/picture">
                       <pic:pic xmlns:pic="http://schemas.openxmlformats.org/drawingml/2006/picture">
@@ -3121,18 +3130,18 @@
           <w:rFonts w:ascii="Avenir Next" w:hAnsi="Avenir Next" w:cs="Avenir Next" w:eastAsia="Avenir Next"/>
           <w:b/>
           <w:color w:val="1A1A1A"/>
+          <w:sz w:val="22"/>
+          <w:szCs w:val="20"/>
+        </w:rPr>
+        <w:t xml:space="preserve">4.</w:t>
+      </w:r>
+      <w:r>
+        <w:rPr>
+          <w:rFonts w:ascii="Avenir Next" w:hAnsi="Avenir Next" w:cs="Avenir Next" w:eastAsia="Avenir Next"/>
+          <w:color w:val="1A1A1A"/>
           <w:sz w:val="20"/>
           <w:szCs w:val="20"/>
         </w:rPr>
-        <w:t xml:space="preserve">4.</w:t>
-      </w:r>
-      <w:r>
-        <w:rPr>
-          <w:rFonts w:ascii="Avenir Next" w:hAnsi="Avenir Next" w:cs="Avenir Next" w:eastAsia="Avenir Next"/>
-          <w:color w:val="1A1A1A"/>
-          <w:sz w:val="20"/>
-          <w:szCs w:val="20"/>
-        </w:rPr>
         <w:tab/>
       </w:r>
       <w:r>
@@ -3140,7 +3149,7 @@
           <w:rFonts w:ascii="Avenir Next" w:hAnsi="Avenir Next" w:cs="Avenir Next" w:eastAsia="Avenir Next"/>
           <w:b/>
           <w:color w:val="1A1A1A"/>
-          <w:sz w:val="20"/>
+          <w:sz w:val="22"/>
           <w:szCs w:val="20"/>
         </w:rPr>
         <w:t xml:space="preserve">Find the Error.  </w:t>
@@ -3149,7 +3158,7 @@
         <w:rPr>
           <w:rFonts w:ascii="Avenir Next" w:hAnsi="Avenir Next" w:cs="Avenir Next" w:eastAsia="Avenir Next"/>
           <w:color w:val="1A1A1A"/>
-          <w:sz w:val="20"/>
+          <w:sz w:val="22"/>
           <w:szCs w:val="20"/>
         </w:rPr>
         <w:t xml:space="preserve">Leah says the Soccer Goals plot is skewed left. Explain her error.</w:t>
@@ -3240,18 +3249,18 @@
           <w:rFonts w:ascii="Avenir Next" w:hAnsi="Avenir Next" w:cs="Avenir Next" w:eastAsia="Avenir Next"/>
           <w:b/>
           <w:color w:val="1A1A1A"/>
+          <w:sz w:val="22"/>
+          <w:szCs w:val="20"/>
+        </w:rPr>
+        <w:t xml:space="preserve">5.</w:t>
+      </w:r>
+      <w:r>
+        <w:rPr>
+          <w:rFonts w:ascii="Avenir Next" w:hAnsi="Avenir Next" w:cs="Avenir Next" w:eastAsia="Avenir Next"/>
+          <w:color w:val="1A1A1A"/>
           <w:sz w:val="20"/>
           <w:szCs w:val="20"/>
         </w:rPr>
-        <w:t xml:space="preserve">5.</w:t>
-      </w:r>
-      <w:r>
-        <w:rPr>
-          <w:rFonts w:ascii="Avenir Next" w:hAnsi="Avenir Next" w:cs="Avenir Next" w:eastAsia="Avenir Next"/>
-          <w:color w:val="1A1A1A"/>
-          <w:sz w:val="20"/>
-          <w:szCs w:val="20"/>
-        </w:rPr>
         <w:tab/>
       </w:r>
       <w:r>
@@ -3259,7 +3268,7 @@
           <w:rFonts w:ascii="Avenir Next" w:hAnsi="Avenir Next" w:cs="Avenir Next" w:eastAsia="Avenir Next"/>
           <w:b/>
           <w:color w:val="1A1A1A"/>
-          <w:sz w:val="20"/>
+          <w:sz w:val="22"/>
           <w:szCs w:val="20"/>
         </w:rPr>
         <w:t xml:space="preserve">Quiz Scores.  </w:t>
@@ -3268,7 +3277,7 @@
         <w:rPr>
           <w:rFonts w:ascii="Avenir Next" w:hAnsi="Avenir Next" w:cs="Avenir Next" w:eastAsia="Avenir Next"/>
           <w:color w:val="1A1A1A"/>
-          <w:sz w:val="20"/>
+          <w:sz w:val="22"/>
           <w:szCs w:val="20"/>
         </w:rPr>
         <w:t xml:space="preserve">1 dot at 5, 1 at 6, 2 at 7, 4 at 8, 5 at 9, and 3 at 10. Name the shape.</w:t>
@@ -3337,10 +3346,49 @@
               <w:rPr>
                 <w:rFonts w:ascii="Avenir Next" w:hAnsi="Avenir Next" w:cs="Avenir Next" w:eastAsia="Avenir Next"/>
                 <w:color w:val="1A1A1A"/>
+                <w:sz w:val="22"/>
+                <w:szCs w:val="19"/>
+              </w:rPr>
+              <w:t xml:space="preserve">Symmetric</w:t>
+            </w:r>
+          </w:p>
+        </w:tc>
+        <w:tc>
+          <w:tcPr>
+            <w:tcW w:w="3024" w:type="dxa"/>
+            <w:vAlign w:val="top"/>
+          </w:tcPr>
+          <w:p>
+            <w:pPr>
+              <w:spacing w:before="0" w:after="0" w:line="240" w:lineRule="auto"/>
+              <w:ind w:left="0"/>
+            </w:pPr>
+            <w:r>
+              <w:rPr>
+                <w:rFonts w:ascii="Arial" w:hAnsi="Arial" w:cs="Arial" w:eastAsia="Arial"/>
+                <w:color w:val="1A1A1A"/>
+                <w:sz w:val="26"/>
+                <w:szCs w:val="26"/>
+              </w:rPr>
+              <w:t xml:space="preserve">□</w:t>
+            </w:r>
+            <w:r>
+              <w:rPr>
+                <w:rFonts w:ascii="Avenir Next" w:hAnsi="Avenir Next" w:cs="Avenir Next" w:eastAsia="Avenir Next"/>
+                <w:color w:val="1A1A1A"/>
                 <w:sz w:val="19"/>
                 <w:szCs w:val="19"/>
               </w:rPr>
-              <w:t xml:space="preserve">Symmetric</w:t>
+              <w:t xml:space="preserve">  </w:t>
+            </w:r>
+            <w:r>
+              <w:rPr>
+                <w:rFonts w:ascii="Avenir Next" w:hAnsi="Avenir Next" w:cs="Avenir Next" w:eastAsia="Avenir Next"/>
+                <w:color w:val="1A1A1A"/>
+                <w:sz w:val="22"/>
+                <w:szCs w:val="19"/>
+              </w:rPr>
+              <w:t xml:space="preserve">Skewed left</w:t>
             </w:r>
           </w:p>
         </w:tc>
@@ -3376,46 +3424,7 @@
               <w:rPr>
                 <w:rFonts w:ascii="Avenir Next" w:hAnsi="Avenir Next" w:cs="Avenir Next" w:eastAsia="Avenir Next"/>
                 <w:color w:val="1A1A1A"/>
-                <w:sz w:val="19"/>
-                <w:szCs w:val="19"/>
-              </w:rPr>
-              <w:t xml:space="preserve">Skewed left</w:t>
-            </w:r>
-          </w:p>
-        </w:tc>
-        <w:tc>
-          <w:tcPr>
-            <w:tcW w:w="3024" w:type="dxa"/>
-            <w:vAlign w:val="top"/>
-          </w:tcPr>
-          <w:p>
-            <w:pPr>
-              <w:spacing w:before="0" w:after="0" w:line="240" w:lineRule="auto"/>
-              <w:ind w:left="0"/>
-            </w:pPr>
-            <w:r>
-              <w:rPr>
-                <w:rFonts w:ascii="Arial" w:hAnsi="Arial" w:cs="Arial" w:eastAsia="Arial"/>
-                <w:color w:val="1A1A1A"/>
-                <w:sz w:val="26"/>
-                <w:szCs w:val="26"/>
-              </w:rPr>
-              <w:t xml:space="preserve">□</w:t>
-            </w:r>
-            <w:r>
-              <w:rPr>
-                <w:rFonts w:ascii="Avenir Next" w:hAnsi="Avenir Next" w:cs="Avenir Next" w:eastAsia="Avenir Next"/>
-                <w:color w:val="1A1A1A"/>
-                <w:sz w:val="19"/>
-                <w:szCs w:val="19"/>
-              </w:rPr>
-              <w:t xml:space="preserve">  </w:t>
-            </w:r>
-            <w:r>
-              <w:rPr>
-                <w:rFonts w:ascii="Avenir Next" w:hAnsi="Avenir Next" w:cs="Avenir Next" w:eastAsia="Avenir Next"/>
-                <w:color w:val="1A1A1A"/>
-                <w:sz w:val="19"/>
+                <w:sz w:val="22"/>
                 <w:szCs w:val="19"/>
               </w:rPr>
               <w:t xml:space="preserve">Skewed right</w:t>
@@ -3431,6 +3440,7 @@
     </w:p>
     <w:p>
       <w:pPr>
+        <w:pStyle w:val="Heading2"/>
         <w:keepNext/>
         <w:pBdr>
           <w:bottom w:val="single" w:sz="8" w:space="3" w:color="003A70"/>
@@ -3446,7 +3456,7 @@
           <w:b/>
           <w:color w:val="003A70"/>
           <w:spacing w:val="14"/>
-          <w:sz w:val="19"/>
+          <w:sz w:val="22"/>
           <w:szCs w:val="19"/>
         </w:rPr>
         <w:t xml:space="preserve">TEST PRACTICE</w:t>
@@ -3465,7 +3475,7 @@
           <w:rFonts w:ascii="Avenir Next" w:hAnsi="Avenir Next" w:cs="Avenir Next" w:eastAsia="Avenir Next"/>
           <w:i/>
           <w:color w:val="5A5F66"/>
-          <w:sz w:val="17"/>
+          <w:sz w:val="22"/>
           <w:szCs w:val="17"/>
         </w:rPr>
         <w:t xml:space="preserve">choose the best answer</w:t>
@@ -3485,25 +3495,25 @@
           <w:rFonts w:ascii="Avenir Next" w:hAnsi="Avenir Next" w:cs="Avenir Next" w:eastAsia="Avenir Next"/>
           <w:b/>
           <w:color w:val="1A1A1A"/>
+          <w:sz w:val="22"/>
+          <w:szCs w:val="20"/>
+        </w:rPr>
+        <w:t xml:space="preserve">6.</w:t>
+      </w:r>
+      <w:r>
+        <w:rPr>
+          <w:rFonts w:ascii="Avenir Next" w:hAnsi="Avenir Next" w:cs="Avenir Next" w:eastAsia="Avenir Next"/>
+          <w:color w:val="1A1A1A"/>
           <w:sz w:val="20"/>
           <w:szCs w:val="20"/>
         </w:rPr>
-        <w:t xml:space="preserve">6.</w:t>
-      </w:r>
-      <w:r>
-        <w:rPr>
-          <w:rFonts w:ascii="Avenir Next" w:hAnsi="Avenir Next" w:cs="Avenir Next" w:eastAsia="Avenir Next"/>
-          <w:color w:val="1A1A1A"/>
-          <w:sz w:val="20"/>
-          <w:szCs w:val="20"/>
-        </w:rPr>
         <w:tab/>
       </w:r>
       <w:r>
         <w:rPr>
           <w:rFonts w:ascii="Avenir Next" w:hAnsi="Avenir Next" w:cs="Avenir Next" w:eastAsia="Avenir Next"/>
           <w:color w:val="1A1A1A"/>
-          <w:sz w:val="20"/>
+          <w:sz w:val="22"/>
           <w:szCs w:val="20"/>
         </w:rPr>
         <w:t xml:space="preserve">Stacks of 1, 3, 5, 3, and 1 dots sit above 2, 3, 4, 5, and 6. Which word describes the shape?</w:t>
@@ -3559,25 +3569,25 @@
                 <w:rFonts w:ascii="Avenir Next" w:hAnsi="Avenir Next" w:cs="Avenir Next" w:eastAsia="Avenir Next"/>
                 <w:b/>
                 <w:color w:val="003A70"/>
+                <w:sz w:val="22"/>
+                <w:szCs w:val="19"/>
+              </w:rPr>
+              <w:t xml:space="preserve">A</w:t>
+            </w:r>
+            <w:r>
+              <w:rPr>
+                <w:rFonts w:ascii="Avenir Next" w:hAnsi="Avenir Next" w:cs="Avenir Next" w:eastAsia="Avenir Next"/>
+                <w:color w:val="1A1A1A"/>
                 <w:sz w:val="19"/>
                 <w:szCs w:val="19"/>
               </w:rPr>
-              <w:t xml:space="preserve">A</w:t>
-            </w:r>
-            <w:r>
-              <w:rPr>
-                <w:rFonts w:ascii="Avenir Next" w:hAnsi="Avenir Next" w:cs="Avenir Next" w:eastAsia="Avenir Next"/>
-                <w:color w:val="1A1A1A"/>
-                <w:sz w:val="19"/>
-                <w:szCs w:val="19"/>
-              </w:rPr>
               <w:tab/>
             </w:r>
             <w:r>
               <w:rPr>
                 <w:rFonts w:ascii="Avenir Next" w:hAnsi="Avenir Next" w:cs="Avenir Next" w:eastAsia="Avenir Next"/>
                 <w:color w:val="1A1A1A"/>
-                <w:sz w:val="19"/>
+                <w:sz w:val="22"/>
                 <w:szCs w:val="19"/>
               </w:rPr>
               <w:t xml:space="preserve">Symmetric</w:t>
@@ -3602,25 +3612,25 @@
                 <w:rFonts w:ascii="Avenir Next" w:hAnsi="Avenir Next" w:cs="Avenir Next" w:eastAsia="Avenir Next"/>
                 <w:b/>
                 <w:color w:val="003A70"/>
+                <w:sz w:val="22"/>
+                <w:szCs w:val="19"/>
+              </w:rPr>
+              <w:t xml:space="preserve">B</w:t>
+            </w:r>
+            <w:r>
+              <w:rPr>
+                <w:rFonts w:ascii="Avenir Next" w:hAnsi="Avenir Next" w:cs="Avenir Next" w:eastAsia="Avenir Next"/>
+                <w:color w:val="1A1A1A"/>
                 <w:sz w:val="19"/>
                 <w:szCs w:val="19"/>
               </w:rPr>
-              <w:t xml:space="preserve">B</w:t>
-            </w:r>
-            <w:r>
-              <w:rPr>
-                <w:rFonts w:ascii="Avenir Next" w:hAnsi="Avenir Next" w:cs="Avenir Next" w:eastAsia="Avenir Next"/>
-                <w:color w:val="1A1A1A"/>
-                <w:sz w:val="19"/>
-                <w:szCs w:val="19"/>
-              </w:rPr>
               <w:tab/>
             </w:r>
             <w:r>
               <w:rPr>
                 <w:rFonts w:ascii="Avenir Next" w:hAnsi="Avenir Next" w:cs="Avenir Next" w:eastAsia="Avenir Next"/>
                 <w:color w:val="1A1A1A"/>
-                <w:sz w:val="19"/>
+                <w:sz w:val="22"/>
                 <w:szCs w:val="19"/>
               </w:rPr>
               <w:t xml:space="preserve">Skewed left</w:t>
@@ -3645,25 +3655,25 @@
                 <w:rFonts w:ascii="Avenir Next" w:hAnsi="Avenir Next" w:cs="Avenir Next" w:eastAsia="Avenir Next"/>
                 <w:b/>
                 <w:color w:val="003A70"/>
+                <w:sz w:val="22"/>
+                <w:szCs w:val="19"/>
+              </w:rPr>
+              <w:t xml:space="preserve">C</w:t>
+            </w:r>
+            <w:r>
+              <w:rPr>
+                <w:rFonts w:ascii="Avenir Next" w:hAnsi="Avenir Next" w:cs="Avenir Next" w:eastAsia="Avenir Next"/>
+                <w:color w:val="1A1A1A"/>
                 <w:sz w:val="19"/>
                 <w:szCs w:val="19"/>
               </w:rPr>
-              <w:t xml:space="preserve">C</w:t>
-            </w:r>
-            <w:r>
-              <w:rPr>
-                <w:rFonts w:ascii="Avenir Next" w:hAnsi="Avenir Next" w:cs="Avenir Next" w:eastAsia="Avenir Next"/>
-                <w:color w:val="1A1A1A"/>
-                <w:sz w:val="19"/>
-                <w:szCs w:val="19"/>
-              </w:rPr>
               <w:tab/>
             </w:r>
             <w:r>
               <w:rPr>
                 <w:rFonts w:ascii="Avenir Next" w:hAnsi="Avenir Next" w:cs="Avenir Next" w:eastAsia="Avenir Next"/>
                 <w:color w:val="1A1A1A"/>
-                <w:sz w:val="19"/>
+                <w:sz w:val="22"/>
                 <w:szCs w:val="19"/>
               </w:rPr>
               <w:t xml:space="preserve">Skewed right</w:t>
@@ -3688,25 +3698,25 @@
                 <w:rFonts w:ascii="Avenir Next" w:hAnsi="Avenir Next" w:cs="Avenir Next" w:eastAsia="Avenir Next"/>
                 <w:b/>
                 <w:color w:val="003A70"/>
+                <w:sz w:val="22"/>
+                <w:szCs w:val="19"/>
+              </w:rPr>
+              <w:t xml:space="preserve">D</w:t>
+            </w:r>
+            <w:r>
+              <w:rPr>
+                <w:rFonts w:ascii="Avenir Next" w:hAnsi="Avenir Next" w:cs="Avenir Next" w:eastAsia="Avenir Next"/>
+                <w:color w:val="1A1A1A"/>
                 <w:sz w:val="19"/>
                 <w:szCs w:val="19"/>
               </w:rPr>
-              <w:t xml:space="preserve">D</w:t>
-            </w:r>
-            <w:r>
-              <w:rPr>
-                <w:rFonts w:ascii="Avenir Next" w:hAnsi="Avenir Next" w:cs="Avenir Next" w:eastAsia="Avenir Next"/>
-                <w:color w:val="1A1A1A"/>
-                <w:sz w:val="19"/>
-                <w:szCs w:val="19"/>
-              </w:rPr>
               <w:tab/>
             </w:r>
             <w:r>
               <w:rPr>
                 <w:rFonts w:ascii="Avenir Next" w:hAnsi="Avenir Next" w:cs="Avenir Next" w:eastAsia="Avenir Next"/>
                 <w:color w:val="1A1A1A"/>
-                <w:sz w:val="19"/>
+                <w:sz w:val="22"/>
                 <w:szCs w:val="19"/>
               </w:rPr>
               <w:t xml:space="preserve">Has a gap</w:t>
@@ -3734,25 +3744,25 @@
           <w:rFonts w:ascii="Avenir Next" w:hAnsi="Avenir Next" w:cs="Avenir Next" w:eastAsia="Avenir Next"/>
           <w:b/>
           <w:color w:val="1A1A1A"/>
+          <w:sz w:val="22"/>
+          <w:szCs w:val="20"/>
+        </w:rPr>
+        <w:t xml:space="preserve">7.</w:t>
+      </w:r>
+      <w:r>
+        <w:rPr>
+          <w:rFonts w:ascii="Avenir Next" w:hAnsi="Avenir Next" w:cs="Avenir Next" w:eastAsia="Avenir Next"/>
+          <w:color w:val="1A1A1A"/>
           <w:sz w:val="20"/>
           <w:szCs w:val="20"/>
         </w:rPr>
-        <w:t xml:space="preserve">7.</w:t>
-      </w:r>
-      <w:r>
-        <w:rPr>
-          <w:rFonts w:ascii="Avenir Next" w:hAnsi="Avenir Next" w:cs="Avenir Next" w:eastAsia="Avenir Next"/>
-          <w:color w:val="1A1A1A"/>
-          <w:sz w:val="20"/>
-          <w:szCs w:val="20"/>
-        </w:rPr>
         <w:tab/>
       </w:r>
       <w:r>
         <w:rPr>
           <w:rFonts w:ascii="Avenir Next" w:hAnsi="Avenir Next" w:cs="Avenir Next" w:eastAsia="Avenir Next"/>
           <w:color w:val="1A1A1A"/>
-          <w:sz w:val="20"/>
+          <w:sz w:val="22"/>
           <w:szCs w:val="20"/>
         </w:rPr>
         <w:t xml:space="preserve">A dot plot has 4 dots above 10, 6 above 11, 2 above 12, and 3 above 13. How many values?</w:t>
@@ -3808,25 +3818,25 @@
                 <w:rFonts w:ascii="Avenir Next" w:hAnsi="Avenir Next" w:cs="Avenir Next" w:eastAsia="Avenir Next"/>
                 <w:b/>
                 <w:color w:val="003A70"/>
+                <w:sz w:val="22"/>
+                <w:szCs w:val="19"/>
+              </w:rPr>
+              <w:t xml:space="preserve">A</w:t>
+            </w:r>
+            <w:r>
+              <w:rPr>
+                <w:rFonts w:ascii="Avenir Next" w:hAnsi="Avenir Next" w:cs="Avenir Next" w:eastAsia="Avenir Next"/>
+                <w:color w:val="1A1A1A"/>
                 <w:sz w:val="19"/>
                 <w:szCs w:val="19"/>
               </w:rPr>
-              <w:t xml:space="preserve">A</w:t>
-            </w:r>
-            <w:r>
-              <w:rPr>
-                <w:rFonts w:ascii="Avenir Next" w:hAnsi="Avenir Next" w:cs="Avenir Next" w:eastAsia="Avenir Next"/>
-                <w:color w:val="1A1A1A"/>
-                <w:sz w:val="19"/>
-                <w:szCs w:val="19"/>
-              </w:rPr>
               <w:tab/>
             </w:r>
             <w:r>
               <w:rPr>
                 <w:rFonts w:ascii="Avenir Next" w:hAnsi="Avenir Next" w:cs="Avenir Next" w:eastAsia="Avenir Next"/>
                 <w:color w:val="1A1A1A"/>
-                <w:sz w:val="19"/>
+                <w:sz w:val="22"/>
                 <w:szCs w:val="19"/>
               </w:rPr>
               <w:t xml:space="preserve">4</w:t>
@@ -3851,25 +3861,25 @@
                 <w:rFonts w:ascii="Avenir Next" w:hAnsi="Avenir Next" w:cs="Avenir Next" w:eastAsia="Avenir Next"/>
                 <w:b/>
                 <w:color w:val="003A70"/>
+                <w:sz w:val="22"/>
+                <w:szCs w:val="19"/>
+              </w:rPr>
+              <w:t xml:space="preserve">B</w:t>
+            </w:r>
+            <w:r>
+              <w:rPr>
+                <w:rFonts w:ascii="Avenir Next" w:hAnsi="Avenir Next" w:cs="Avenir Next" w:eastAsia="Avenir Next"/>
+                <w:color w:val="1A1A1A"/>
                 <w:sz w:val="19"/>
                 <w:szCs w:val="19"/>
               </w:rPr>
-              <w:t xml:space="preserve">B</w:t>
-            </w:r>
-            <w:r>
-              <w:rPr>
-                <w:rFonts w:ascii="Avenir Next" w:hAnsi="Avenir Next" w:cs="Avenir Next" w:eastAsia="Avenir Next"/>
-                <w:color w:val="1A1A1A"/>
-                <w:sz w:val="19"/>
-                <w:szCs w:val="19"/>
-              </w:rPr>
               <w:tab/>
             </w:r>
             <w:r>
               <w:rPr>
                 <w:rFonts w:ascii="Avenir Next" w:hAnsi="Avenir Next" w:cs="Avenir Next" w:eastAsia="Avenir Next"/>
                 <w:color w:val="1A1A1A"/>
-                <w:sz w:val="19"/>
+                <w:sz w:val="22"/>
                 <w:szCs w:val="19"/>
               </w:rPr>
               <w:t xml:space="preserve">6</w:t>
@@ -3894,25 +3904,25 @@
                 <w:rFonts w:ascii="Avenir Next" w:hAnsi="Avenir Next" w:cs="Avenir Next" w:eastAsia="Avenir Next"/>
                 <w:b/>
                 <w:color w:val="003A70"/>
+                <w:sz w:val="22"/>
+                <w:szCs w:val="19"/>
+              </w:rPr>
+              <w:t xml:space="preserve">C</w:t>
+            </w:r>
+            <w:r>
+              <w:rPr>
+                <w:rFonts w:ascii="Avenir Next" w:hAnsi="Avenir Next" w:cs="Avenir Next" w:eastAsia="Avenir Next"/>
+                <w:color w:val="1A1A1A"/>
                 <w:sz w:val="19"/>
                 <w:szCs w:val="19"/>
               </w:rPr>
-              <w:t xml:space="preserve">C</w:t>
-            </w:r>
-            <w:r>
-              <w:rPr>
-                <w:rFonts w:ascii="Avenir Next" w:hAnsi="Avenir Next" w:cs="Avenir Next" w:eastAsia="Avenir Next"/>
-                <w:color w:val="1A1A1A"/>
-                <w:sz w:val="19"/>
-                <w:szCs w:val="19"/>
-              </w:rPr>
               <w:tab/>
             </w:r>
             <w:r>
               <w:rPr>
                 <w:rFonts w:ascii="Avenir Next" w:hAnsi="Avenir Next" w:cs="Avenir Next" w:eastAsia="Avenir Next"/>
                 <w:color w:val="1A1A1A"/>
-                <w:sz w:val="19"/>
+                <w:sz w:val="22"/>
                 <w:szCs w:val="19"/>
               </w:rPr>
               <w:t xml:space="preserve">13</w:t>
@@ -3937,25 +3947,25 @@
                 <w:rFonts w:ascii="Avenir Next" w:hAnsi="Avenir Next" w:cs="Avenir Next" w:eastAsia="Avenir Next"/>
                 <w:b/>
                 <w:color w:val="003A70"/>
+                <w:sz w:val="22"/>
+                <w:szCs w:val="19"/>
+              </w:rPr>
+              <w:t xml:space="preserve">D</w:t>
+            </w:r>
+            <w:r>
+              <w:rPr>
+                <w:rFonts w:ascii="Avenir Next" w:hAnsi="Avenir Next" w:cs="Avenir Next" w:eastAsia="Avenir Next"/>
+                <w:color w:val="1A1A1A"/>
                 <w:sz w:val="19"/>
                 <w:szCs w:val="19"/>
               </w:rPr>
-              <w:t xml:space="preserve">D</w:t>
-            </w:r>
-            <w:r>
-              <w:rPr>
-                <w:rFonts w:ascii="Avenir Next" w:hAnsi="Avenir Next" w:cs="Avenir Next" w:eastAsia="Avenir Next"/>
-                <w:color w:val="1A1A1A"/>
-                <w:sz w:val="19"/>
-                <w:szCs w:val="19"/>
-              </w:rPr>
               <w:tab/>
             </w:r>
             <w:r>
               <w:rPr>
                 <w:rFonts w:ascii="Avenir Next" w:hAnsi="Avenir Next" w:cs="Avenir Next" w:eastAsia="Avenir Next"/>
                 <w:color w:val="1A1A1A"/>
-                <w:sz w:val="19"/>
+                <w:sz w:val="22"/>
                 <w:szCs w:val="19"/>
               </w:rPr>
               <w:t xml:space="preserve">15</w:t>
@@ -4013,6 +4023,7 @@
           </w:tcPr>
           <w:p>
             <w:pPr>
+              <w:pStyle w:val="Heading2"/>
               <w:spacing w:before="0" w:after="0" w:line="240" w:lineRule="auto"/>
             </w:pPr>
             <w:r>
@@ -4050,7 +4061,7 @@
               <w:rPr>
                 <w:rFonts w:ascii="Avenir Next" w:hAnsi="Avenir Next" w:cs="Avenir Next" w:eastAsia="Avenir Next"/>
                 <w:color w:val="1A1A1A"/>
-                <w:sz w:val="17"/>
+                <w:sz w:val="22"/>
                 <w:szCs w:val="17"/>
               </w:rPr>
               <w:t xml:space="preserve">  I can do this on my own</w:t>
@@ -4079,7 +4090,7 @@
               <w:rPr>
                 <w:rFonts w:ascii="Avenir Next" w:hAnsi="Avenir Next" w:cs="Avenir Next" w:eastAsia="Avenir Next"/>
                 <w:color w:val="1A1A1A"/>
-                <w:sz w:val="17"/>
+                <w:sz w:val="22"/>
                 <w:szCs w:val="17"/>
               </w:rPr>
               <w:t xml:space="preserve">  I need a little help</w:t>
@@ -4108,7 +4119,7 @@
               <w:rPr>
                 <w:rFonts w:ascii="Avenir Next" w:hAnsi="Avenir Next" w:cs="Avenir Next" w:eastAsia="Avenir Next"/>
                 <w:color w:val="1A1A1A"/>
-                <w:sz w:val="17"/>
+                <w:sz w:val="22"/>
                 <w:szCs w:val="17"/>
               </w:rPr>
               <w:t xml:space="preserve">  I have a question about #</w:t>
@@ -4146,7 +4157,7 @@
         <w:rPr>
           <w:rFonts w:ascii="Avenir Next" w:hAnsi="Avenir Next" w:cs="Avenir Next" w:eastAsia="Avenir Next"/>
           <w:color w:val="5A5F66"/>
-          <w:sz w:val="17"/>
+          <w:sz w:val="22"/>
           <w:szCs w:val="17"/>
         </w:rPr>
         <w:t xml:space="preserve">Count the letters in each family member’s first name. Make a dot plot and name its shape.</w:t>
@@ -4240,7 +4251,106 @@
               <w:sz w:val="15"/>
               <w:szCs w:val="15"/>
             </w:rPr>
-            <w:t xml:space="preserve">Lesson 2-1  ·  Homework Packet</w:t>
+            <w:t xml:space="preserve">2-1 · Page </w:t>
+          </w:r>
+          <w:r>
+            <w:rPr>
+              <w:rFonts w:ascii="Avenir Next" w:hAnsi="Avenir Next" w:cs="Avenir Next" w:eastAsia="Avenir Next"/>
+              <w:color w:val="5A5F66"/>
+              <w:sz w:val="15"/>
+              <w:szCs w:val="15"/>
+            </w:rPr>
+            <w:fldChar w:fldCharType="begin"/>
+          </w:r>
+          <w:r>
+            <w:rPr>
+              <w:rFonts w:ascii="Avenir Next" w:hAnsi="Avenir Next" w:cs="Avenir Next" w:eastAsia="Avenir Next"/>
+              <w:color w:val="5A5F66"/>
+              <w:sz w:val="15"/>
+              <w:szCs w:val="15"/>
+            </w:rPr>
+            <w:instrText xml:space="preserve"> PAGE </w:instrText>
+          </w:r>
+          <w:r>
+            <w:rPr>
+              <w:rFonts w:ascii="Avenir Next" w:hAnsi="Avenir Next" w:cs="Avenir Next" w:eastAsia="Avenir Next"/>
+              <w:color w:val="5A5F66"/>
+              <w:sz w:val="15"/>
+              <w:szCs w:val="15"/>
+            </w:rPr>
+            <w:fldChar w:fldCharType="separate"/>
+          </w:r>
+          <w:r>
+            <w:rPr>
+              <w:rFonts w:ascii="Avenir Next" w:hAnsi="Avenir Next" w:cs="Avenir Next" w:eastAsia="Avenir Next"/>
+              <w:color w:val="5A5F66"/>
+              <w:sz w:val="15"/>
+              <w:szCs w:val="15"/>
+            </w:rPr>
+            <w:t xml:space="preserve">1</w:t>
+          </w:r>
+          <w:r>
+            <w:rPr>
+              <w:rFonts w:ascii="Avenir Next" w:hAnsi="Avenir Next" w:cs="Avenir Next" w:eastAsia="Avenir Next"/>
+              <w:color w:val="5A5F66"/>
+              <w:sz w:val="15"/>
+              <w:szCs w:val="15"/>
+            </w:rPr>
+            <w:fldChar w:fldCharType="end"/>
+          </w:r>
+          <w:r>
+            <w:rPr>
+              <w:rFonts w:ascii="Avenir Next" w:hAnsi="Avenir Next" w:cs="Avenir Next" w:eastAsia="Avenir Next"/>
+              <w:color w:val="5A5F66"/>
+              <w:sz w:val="15"/>
+              <w:szCs w:val="15"/>
+            </w:rPr>
+            <w:t xml:space="preserve"> of </w:t>
+          </w:r>
+          <w:r>
+            <w:rPr>
+              <w:rFonts w:ascii="Avenir Next" w:hAnsi="Avenir Next" w:cs="Avenir Next" w:eastAsia="Avenir Next"/>
+              <w:color w:val="5A5F66"/>
+              <w:sz w:val="15"/>
+              <w:szCs w:val="15"/>
+            </w:rPr>
+            <w:fldChar w:fldCharType="begin"/>
+          </w:r>
+          <w:r>
+            <w:rPr>
+              <w:rFonts w:ascii="Avenir Next" w:hAnsi="Avenir Next" w:cs="Avenir Next" w:eastAsia="Avenir Next"/>
+              <w:color w:val="5A5F66"/>
+              <w:sz w:val="15"/>
+              <w:szCs w:val="15"/>
+            </w:rPr>
+            <w:instrText xml:space="preserve"> NUMPAGES </w:instrText>
+          </w:r>
+          <w:r>
+            <w:rPr>
+              <w:rFonts w:ascii="Avenir Next" w:hAnsi="Avenir Next" w:cs="Avenir Next" w:eastAsia="Avenir Next"/>
+              <w:color w:val="5A5F66"/>
+              <w:sz w:val="15"/>
+              <w:szCs w:val="15"/>
+            </w:rPr>
+            <w:fldChar w:fldCharType="separate"/>
+          </w:r>
+          <w:r>
+            <w:rPr>
+              <w:rFonts w:ascii="Avenir Next" w:hAnsi="Avenir Next" w:cs="Avenir Next" w:eastAsia="Avenir Next"/>
+              <w:color w:val="5A5F66"/>
+              <w:sz w:val="15"/>
+              <w:szCs w:val="15"/>
+            </w:rPr>
+            <w:t xml:space="preserve">1</w:t>
+          </w:r>
+          <w:r>
+            <w:rPr>
+              <w:rFonts w:ascii="Avenir Next" w:hAnsi="Avenir Next" w:cs="Avenir Next" w:eastAsia="Avenir Next"/>
+              <w:color w:val="5A5F66"/>
+              <w:sz w:val="15"/>
+              <w:szCs w:val="15"/>
+            </w:rPr>
+            <w:fldChar w:fldCharType="end"/>
           </w:r>
         </w:p>
       </w:tc>
@@ -4283,5 +4393,23 @@
       </w:tblCellMar>
     </w:tblPr>
   </w:style>
+  <w:style w:type="paragraph" w:styleId="Heading1">
+    <w:name w:val="heading 1"/>
+    <w:basedOn w:val="Normal"/>
+    <w:pPr>
+      <w:outlineLvl w:val="0"/>
+      <w:keepNext w:val="0"/>
+      <w:keepLines w:val="0"/>
+    </w:pPr>
+  </w:style>
+  <w:style w:type="paragraph" w:styleId="Heading2">
+    <w:name w:val="heading 2"/>
+    <w:basedOn w:val="Normal"/>
+    <w:pPr>
+      <w:outlineLvl w:val="1"/>
+      <w:keepNext w:val="0"/>
+      <w:keepLines w:val="0"/>
+    </w:pPr>
+  </w:style>
 </w:styles>
 </file>